--- a/zht/docx/076.content.docx
+++ b/zht/docx/076.content.docx
@@ -441,90 +441,66 @@
           <w:lang w:val="zh_TW" w:bidi="zh_TW"/>
         </w:rPr>
       </w:r>
-      <w:hyperlink r:id="rId13">
-        <w:r>
-          <w:rPr>
-            <w:lang w:val="zh_TW" w:bidi="zh_TW"/>
-          </w:rPr>
-          <w:rPr>
-            <w:color w:val="0000EE"/>
-            <w:u w:val="single"/>
-          </w:rPr>
-          <w:t>但以理書8:15–17</w:t>
-        </w:r>
-      </w:hyperlink>
-    </w:p>
-    <w:p>
-      <w:pPr>
-        <w:pStyle w:val="ListBullet"/>
-        <w:spacing w:line="240" w:lineRule="auto"/>
-        <w:ind w:left="720"/>
-      </w:pPr>
-      <w:r>
-        <w:rPr>
-          <w:lang w:val="zh_TW" w:bidi="zh_TW"/>
-        </w:rPr>
-      </w:r>
-      <w:hyperlink r:id="rId14">
-        <w:r>
-          <w:rPr>
-            <w:lang w:val="zh_TW" w:bidi="zh_TW"/>
-          </w:rPr>
-          <w:rPr>
-            <w:color w:val="0000EE"/>
-            <w:u w:val="single"/>
-          </w:rPr>
-          <w:t>但以理書9:21</w:t>
-        </w:r>
-      </w:hyperlink>
-    </w:p>
-    <w:p>
-      <w:pPr>
-        <w:pStyle w:val="ListBullet"/>
-        <w:spacing w:line="240" w:lineRule="auto"/>
-        <w:ind w:left="720"/>
-      </w:pPr>
-      <w:r>
-        <w:rPr>
-          <w:lang w:val="zh_TW" w:bidi="zh_TW"/>
-        </w:rPr>
-      </w:r>
-      <w:hyperlink r:id="rId15">
-        <w:r>
-          <w:rPr>
-            <w:lang w:val="zh_TW" w:bidi="zh_TW"/>
-          </w:rPr>
-          <w:rPr>
-            <w:color w:val="0000EE"/>
-            <w:u w:val="single"/>
-          </w:rPr>
-          <w:t>路加福音1:19</w:t>
-        </w:r>
-      </w:hyperlink>
-    </w:p>
-    <w:p>
-      <w:pPr>
-        <w:pStyle w:val="ListBullet"/>
-        <w:spacing w:line="240" w:lineRule="auto"/>
-        <w:ind w:left="720"/>
-      </w:pPr>
-      <w:r>
-        <w:rPr>
-          <w:lang w:val="zh_TW" w:bidi="zh_TW"/>
-        </w:rPr>
-      </w:r>
-      <w:hyperlink r:id="rId16">
-        <w:r>
-          <w:rPr>
-            <w:lang w:val="zh_TW" w:bidi="zh_TW"/>
-          </w:rPr>
-          <w:rPr>
-            <w:color w:val="0000EE"/>
-            <w:u w:val="single"/>
-          </w:rPr>
-          <w:t>路加福音1:26</w:t>
-        </w:r>
-      </w:hyperlink>
+      <w:r>
+        <w:rPr>
+          <w:lang w:val="zh_TW" w:bidi="zh_TW"/>
+        </w:rPr>
+        <w:t>但以理書8:15–17</w:t>
+      </w:r>
+    </w:p>
+    <w:p>
+      <w:pPr>
+        <w:pStyle w:val="ListBullet"/>
+        <w:spacing w:line="240" w:lineRule="auto"/>
+        <w:ind w:left="720"/>
+      </w:pPr>
+      <w:r>
+        <w:rPr>
+          <w:lang w:val="zh_TW" w:bidi="zh_TW"/>
+        </w:rPr>
+      </w:r>
+      <w:r>
+        <w:rPr>
+          <w:lang w:val="zh_TW" w:bidi="zh_TW"/>
+        </w:rPr>
+        <w:t>但以理書9:21</w:t>
+      </w:r>
+    </w:p>
+    <w:p>
+      <w:pPr>
+        <w:pStyle w:val="ListBullet"/>
+        <w:spacing w:line="240" w:lineRule="auto"/>
+        <w:ind w:left="720"/>
+      </w:pPr>
+      <w:r>
+        <w:rPr>
+          <w:lang w:val="zh_TW" w:bidi="zh_TW"/>
+        </w:rPr>
+      </w:r>
+      <w:r>
+        <w:rPr>
+          <w:lang w:val="zh_TW" w:bidi="zh_TW"/>
+        </w:rPr>
+        <w:t>路加福音1:19</w:t>
+      </w:r>
+    </w:p>
+    <w:p>
+      <w:pPr>
+        <w:pStyle w:val="ListBullet"/>
+        <w:spacing w:line="240" w:lineRule="auto"/>
+        <w:ind w:left="720"/>
+      </w:pPr>
+      <w:r>
+        <w:rPr>
+          <w:lang w:val="zh_TW" w:bidi="zh_TW"/>
+        </w:rPr>
+      </w:r>
+      <w:r>
+        <w:rPr>
+          <w:lang w:val="zh_TW" w:bidi="zh_TW"/>
+        </w:rPr>
+        <w:t>路加福音1:26</w:t>
+      </w:r>
     </w:p>
     <w:p>
       <w:pPr>
@@ -808,138 +784,102 @@
           <w:lang w:val="zh_TW" w:bidi="zh_TW"/>
         </w:rPr>
       </w:r>
-      <w:hyperlink r:id="rId17">
-        <w:r>
-          <w:rPr>
-            <w:lang w:val="zh_TW" w:bidi="zh_TW"/>
-          </w:rPr>
-          <w:rPr>
-            <w:color w:val="0000EE"/>
-            <w:u w:val="single"/>
-          </w:rPr>
-          <w:t>以西結書48:28</w:t>
-        </w:r>
-      </w:hyperlink>
-    </w:p>
-    <w:p>
-      <w:pPr>
-        <w:pStyle w:val="ListBullet"/>
-        <w:spacing w:line="240" w:lineRule="auto"/>
-        <w:ind w:left="720"/>
-      </w:pPr>
-      <w:r>
-        <w:rPr>
-          <w:lang w:val="zh_TW" w:bidi="zh_TW"/>
-        </w:rPr>
-      </w:r>
-      <w:hyperlink r:id="rId18">
-        <w:r>
-          <w:rPr>
-            <w:lang w:val="zh_TW" w:bidi="zh_TW"/>
-          </w:rPr>
-          <w:rPr>
-            <w:color w:val="0000EE"/>
-            <w:u w:val="single"/>
-          </w:rPr>
-          <w:t>創世記14:7–9</w:t>
-        </w:r>
-      </w:hyperlink>
-    </w:p>
-    <w:p>
-      <w:pPr>
-        <w:pStyle w:val="ListBullet"/>
-        <w:spacing w:line="240" w:lineRule="auto"/>
-        <w:ind w:left="720"/>
-      </w:pPr>
-      <w:r>
-        <w:rPr>
-          <w:lang w:val="zh_TW" w:bidi="zh_TW"/>
-        </w:rPr>
-      </w:r>
-      <w:hyperlink r:id="rId19">
-        <w:r>
-          <w:rPr>
-            <w:lang w:val="zh_TW" w:bidi="zh_TW"/>
-          </w:rPr>
-          <w:rPr>
-            <w:color w:val="0000EE"/>
-            <w:u w:val="single"/>
-          </w:rPr>
-          <w:t>創世記16:14</w:t>
-        </w:r>
-      </w:hyperlink>
-    </w:p>
-    <w:p>
-      <w:pPr>
-        <w:pStyle w:val="ListBullet"/>
-        <w:spacing w:line="240" w:lineRule="auto"/>
-        <w:ind w:left="720"/>
-      </w:pPr>
-      <w:r>
-        <w:rPr>
-          <w:lang w:val="zh_TW" w:bidi="zh_TW"/>
-        </w:rPr>
-      </w:r>
-      <w:hyperlink r:id="rId20">
-        <w:r>
-          <w:rPr>
-            <w:lang w:val="zh_TW" w:bidi="zh_TW"/>
-          </w:rPr>
-          <w:rPr>
-            <w:color w:val="0000EE"/>
-            <w:u w:val="single"/>
-          </w:rPr>
-          <w:t>創世記20:1–3</w:t>
-        </w:r>
-      </w:hyperlink>
-    </w:p>
-    <w:p>
-      <w:pPr>
-        <w:pStyle w:val="ListBullet"/>
-        <w:spacing w:line="240" w:lineRule="auto"/>
-        <w:ind w:left="720"/>
-      </w:pPr>
-      <w:r>
-        <w:rPr>
-          <w:lang w:val="zh_TW" w:bidi="zh_TW"/>
-        </w:rPr>
-      </w:r>
-      <w:hyperlink r:id="rId21">
-        <w:r>
-          <w:rPr>
-            <w:lang w:val="zh_TW" w:bidi="zh_TW"/>
-          </w:rPr>
-          <w:rPr>
-            <w:color w:val="0000EE"/>
-            <w:u w:val="single"/>
-          </w:rPr>
-          <w:t>約書亞記10:40–41</w:t>
-        </w:r>
-      </w:hyperlink>
-    </w:p>
-    <w:p>
-      <w:pPr>
-        <w:pStyle w:val="ListBullet"/>
-        <w:spacing w:line="240" w:lineRule="auto"/>
-        <w:ind w:left="720"/>
-      </w:pPr>
-      <w:r>
-        <w:rPr>
-          <w:lang w:val="zh_TW" w:bidi="zh_TW"/>
-        </w:rPr>
-      </w:r>
-      <w:hyperlink r:id="rId22">
-        <w:r>
-          <w:rPr>
-            <w:lang w:val="zh_TW" w:bidi="zh_TW"/>
-          </w:rPr>
-          <w:rPr>
-            <w:color w:val="0000EE"/>
-            <w:u w:val="single"/>
-          </w:rPr>
-          <w:t>民數記20:1</w:t>
-        </w:r>
-      </w:hyperlink>
+      <w:r>
+        <w:rPr>
+          <w:lang w:val="zh_TW" w:bidi="zh_TW"/>
+        </w:rPr>
+        <w:t>以西結書48:28</w:t>
+      </w:r>
+    </w:p>
+    <w:p>
+      <w:pPr>
+        <w:pStyle w:val="ListBullet"/>
+        <w:spacing w:line="240" w:lineRule="auto"/>
+        <w:ind w:left="720"/>
+      </w:pPr>
+      <w:r>
+        <w:rPr>
+          <w:lang w:val="zh_TW" w:bidi="zh_TW"/>
+        </w:rPr>
+      </w:r>
+      <w:r>
+        <w:rPr>
+          <w:lang w:val="zh_TW" w:bidi="zh_TW"/>
+        </w:rPr>
+        <w:t>創世記14:7–9</w:t>
+      </w:r>
+    </w:p>
+    <w:p>
+      <w:pPr>
+        <w:pStyle w:val="ListBullet"/>
+        <w:spacing w:line="240" w:lineRule="auto"/>
+        <w:ind w:left="720"/>
+      </w:pPr>
+      <w:r>
+        <w:rPr>
+          <w:lang w:val="zh_TW" w:bidi="zh_TW"/>
+        </w:rPr>
+      </w:r>
+      <w:r>
+        <w:rPr>
+          <w:lang w:val="zh_TW" w:bidi="zh_TW"/>
+        </w:rPr>
+        <w:t>創世記16:14</w:t>
+      </w:r>
+    </w:p>
+    <w:p>
+      <w:pPr>
+        <w:pStyle w:val="ListBullet"/>
+        <w:spacing w:line="240" w:lineRule="auto"/>
+        <w:ind w:left="720"/>
+      </w:pPr>
+      <w:r>
+        <w:rPr>
+          <w:lang w:val="zh_TW" w:bidi="zh_TW"/>
+        </w:rPr>
+      </w:r>
+      <w:r>
+        <w:rPr>
+          <w:lang w:val="zh_TW" w:bidi="zh_TW"/>
+        </w:rPr>
+        <w:t>創世記20:1–3</w:t>
+      </w:r>
+    </w:p>
+    <w:p>
+      <w:pPr>
+        <w:pStyle w:val="ListBullet"/>
+        <w:spacing w:line="240" w:lineRule="auto"/>
+        <w:ind w:left="720"/>
+      </w:pPr>
+      <w:r>
+        <w:rPr>
+          <w:lang w:val="zh_TW" w:bidi="zh_TW"/>
+        </w:rPr>
+      </w:r>
+      <w:r>
+        <w:rPr>
+          <w:lang w:val="zh_TW" w:bidi="zh_TW"/>
+        </w:rPr>
+        <w:t>約書亞記10:40–41</w:t>
+      </w:r>
+    </w:p>
+    <w:p>
+      <w:pPr>
+        <w:pStyle w:val="ListBullet"/>
+        <w:spacing w:line="240" w:lineRule="auto"/>
+        <w:ind w:left="720"/>
+      </w:pPr>
+      <w:r>
+        <w:rPr>
+          <w:lang w:val="zh_TW" w:bidi="zh_TW"/>
+        </w:rPr>
+      </w:r>
+      <w:r>
+        <w:rPr>
+          <w:lang w:val="zh_TW" w:bidi="zh_TW"/>
+        </w:rPr>
+        <w:t>民數記20:1</w:t>
+      </w:r>
     </w:p>
     <w:p>
       <w:pPr>
@@ -1223,114 +1163,84 @@
           <w:lang w:val="zh_TW" w:bidi="zh_TW"/>
         </w:rPr>
       </w:r>
-      <w:hyperlink r:id="rId23">
-        <w:r>
-          <w:rPr>
-            <w:lang w:val="zh_TW" w:bidi="zh_TW"/>
-          </w:rPr>
-          <w:rPr>
-            <w:color w:val="0000EE"/>
-            <w:u w:val="single"/>
-          </w:rPr>
-          <w:t>哥林多前書16:1–2</w:t>
-        </w:r>
-      </w:hyperlink>
-    </w:p>
-    <w:p>
-      <w:pPr>
-        <w:pStyle w:val="ListBullet"/>
-        <w:spacing w:line="240" w:lineRule="auto"/>
-        <w:ind w:left="720"/>
-      </w:pPr>
-      <w:r>
-        <w:rPr>
-          <w:lang w:val="zh_TW" w:bidi="zh_TW"/>
-        </w:rPr>
-      </w:r>
-      <w:hyperlink r:id="rId24">
-        <w:r>
-          <w:rPr>
-            <w:lang w:val="zh_TW" w:bidi="zh_TW"/>
-          </w:rPr>
-          <w:rPr>
-            <w:color w:val="0000EE"/>
-            <w:u w:val="single"/>
-          </w:rPr>
-          <w:t>彼得前書1:1–2</w:t>
-        </w:r>
-      </w:hyperlink>
-    </w:p>
-    <w:p>
-      <w:pPr>
-        <w:pStyle w:val="ListBullet"/>
-        <w:spacing w:line="240" w:lineRule="auto"/>
-        <w:ind w:left="720"/>
-      </w:pPr>
-      <w:r>
-        <w:rPr>
-          <w:lang w:val="zh_TW" w:bidi="zh_TW"/>
-        </w:rPr>
-      </w:r>
-      <w:hyperlink r:id="rId25">
-        <w:r>
-          <w:rPr>
-            <w:lang w:val="zh_TW" w:bidi="zh_TW"/>
-          </w:rPr>
-          <w:rPr>
-            <w:color w:val="0000EE"/>
-            <w:u w:val="single"/>
-          </w:rPr>
-          <w:t>提摩太後書4:9–10</w:t>
-        </w:r>
-      </w:hyperlink>
-    </w:p>
-    <w:p>
-      <w:pPr>
-        <w:pStyle w:val="ListBullet"/>
-        <w:spacing w:line="240" w:lineRule="auto"/>
-        <w:ind w:left="720"/>
-      </w:pPr>
-      <w:r>
-        <w:rPr>
-          <w:lang w:val="zh_TW" w:bidi="zh_TW"/>
-        </w:rPr>
-      </w:r>
-      <w:hyperlink r:id="rId26">
-        <w:r>
-          <w:rPr>
-            <w:lang w:val="zh_TW" w:bidi="zh_TW"/>
-          </w:rPr>
-          <w:rPr>
-            <w:color w:val="0000EE"/>
-            <w:u w:val="single"/>
-          </w:rPr>
-          <w:t>使徒行傳16:6–8</w:t>
-        </w:r>
-      </w:hyperlink>
-    </w:p>
-    <w:p>
-      <w:pPr>
-        <w:pStyle w:val="ListBullet"/>
-        <w:spacing w:line="240" w:lineRule="auto"/>
-        <w:ind w:left="720"/>
-      </w:pPr>
-      <w:r>
-        <w:rPr>
-          <w:lang w:val="zh_TW" w:bidi="zh_TW"/>
-        </w:rPr>
-      </w:r>
-      <w:hyperlink r:id="rId27">
-        <w:r>
-          <w:rPr>
-            <w:lang w:val="zh_TW" w:bidi="zh_TW"/>
-          </w:rPr>
-          <w:rPr>
-            <w:color w:val="0000EE"/>
-            <w:u w:val="single"/>
-          </w:rPr>
-          <w:t>加拉太書1:1</w:t>
-        </w:r>
-      </w:hyperlink>
+      <w:r>
+        <w:rPr>
+          <w:lang w:val="zh_TW" w:bidi="zh_TW"/>
+        </w:rPr>
+        <w:t>哥林多前書16:1–2</w:t>
+      </w:r>
+    </w:p>
+    <w:p>
+      <w:pPr>
+        <w:pStyle w:val="ListBullet"/>
+        <w:spacing w:line="240" w:lineRule="auto"/>
+        <w:ind w:left="720"/>
+      </w:pPr>
+      <w:r>
+        <w:rPr>
+          <w:lang w:val="zh_TW" w:bidi="zh_TW"/>
+        </w:rPr>
+      </w:r>
+      <w:r>
+        <w:rPr>
+          <w:lang w:val="zh_TW" w:bidi="zh_TW"/>
+        </w:rPr>
+        <w:t>彼得前書1:1–2</w:t>
+      </w:r>
+    </w:p>
+    <w:p>
+      <w:pPr>
+        <w:pStyle w:val="ListBullet"/>
+        <w:spacing w:line="240" w:lineRule="auto"/>
+        <w:ind w:left="720"/>
+      </w:pPr>
+      <w:r>
+        <w:rPr>
+          <w:lang w:val="zh_TW" w:bidi="zh_TW"/>
+        </w:rPr>
+      </w:r>
+      <w:r>
+        <w:rPr>
+          <w:lang w:val="zh_TW" w:bidi="zh_TW"/>
+        </w:rPr>
+        <w:t>提摩太後書4:9–10</w:t>
+      </w:r>
+    </w:p>
+    <w:p>
+      <w:pPr>
+        <w:pStyle w:val="ListBullet"/>
+        <w:spacing w:line="240" w:lineRule="auto"/>
+        <w:ind w:left="720"/>
+      </w:pPr>
+      <w:r>
+        <w:rPr>
+          <w:lang w:val="zh_TW" w:bidi="zh_TW"/>
+        </w:rPr>
+      </w:r>
+      <w:r>
+        <w:rPr>
+          <w:lang w:val="zh_TW" w:bidi="zh_TW"/>
+        </w:rPr>
+        <w:t>使徒行傳16:6–8</w:t>
+      </w:r>
+    </w:p>
+    <w:p>
+      <w:pPr>
+        <w:pStyle w:val="ListBullet"/>
+        <w:spacing w:line="240" w:lineRule="auto"/>
+        <w:ind w:left="720"/>
+      </w:pPr>
+      <w:r>
+        <w:rPr>
+          <w:lang w:val="zh_TW" w:bidi="zh_TW"/>
+        </w:rPr>
+      </w:r>
+      <w:r>
+        <w:rPr>
+          <w:lang w:val="zh_TW" w:bidi="zh_TW"/>
+        </w:rPr>
+        <w:t>加拉太書1:1</w:t>
+      </w:r>
     </w:p>
     <w:p>
       <w:pPr>
@@ -1564,186 +1474,138 @@
           <w:lang w:val="zh_TW" w:bidi="zh_TW"/>
         </w:rPr>
       </w:r>
-      <w:hyperlink r:id="rId28">
-        <w:r>
-          <w:rPr>
-            <w:lang w:val="zh_TW" w:bidi="zh_TW"/>
-          </w:rPr>
-          <w:rPr>
-            <w:color w:val="0000EE"/>
-            <w:u w:val="single"/>
-          </w:rPr>
-          <w:t>使徒行傳9:32</w:t>
-        </w:r>
-      </w:hyperlink>
-    </w:p>
-    <w:p>
-      <w:pPr>
-        <w:pStyle w:val="ListBullet"/>
-        <w:spacing w:line="240" w:lineRule="auto"/>
-        <w:ind w:left="720"/>
-      </w:pPr>
-      <w:r>
-        <w:rPr>
-          <w:lang w:val="zh_TW" w:bidi="zh_TW"/>
-        </w:rPr>
-      </w:r>
-      <w:hyperlink r:id="rId29">
-        <w:r>
-          <w:rPr>
-            <w:lang w:val="zh_TW" w:bidi="zh_TW"/>
-          </w:rPr>
-          <w:rPr>
-            <w:color w:val="0000EE"/>
-            <w:u w:val="single"/>
-          </w:rPr>
-          <w:t>使徒行傳13:31</w:t>
-        </w:r>
-      </w:hyperlink>
-    </w:p>
-    <w:p>
-      <w:pPr>
-        <w:pStyle w:val="ListBullet"/>
-        <w:spacing w:line="240" w:lineRule="auto"/>
-        <w:ind w:left="720"/>
-      </w:pPr>
-      <w:r>
-        <w:rPr>
-          <w:lang w:val="zh_TW" w:bidi="zh_TW"/>
-        </w:rPr>
-      </w:r>
-      <w:hyperlink r:id="rId30">
-        <w:r>
-          <w:rPr>
-            <w:lang w:val="zh_TW" w:bidi="zh_TW"/>
-          </w:rPr>
-          <w:rPr>
-            <w:color w:val="0000EE"/>
-            <w:u w:val="single"/>
-          </w:rPr>
-          <w:t>約翰福音2:1–2</w:t>
-        </w:r>
-      </w:hyperlink>
-    </w:p>
-    <w:p>
-      <w:pPr>
-        <w:pStyle w:val="ListBullet"/>
-        <w:spacing w:line="240" w:lineRule="auto"/>
-        <w:ind w:left="720"/>
-      </w:pPr>
-      <w:r>
-        <w:rPr>
-          <w:lang w:val="zh_TW" w:bidi="zh_TW"/>
-        </w:rPr>
-      </w:r>
-      <w:hyperlink r:id="rId31">
-        <w:r>
-          <w:rPr>
-            <w:lang w:val="zh_TW" w:bidi="zh_TW"/>
-          </w:rPr>
-          <w:rPr>
-            <w:color w:val="0000EE"/>
-            <w:u w:val="single"/>
-          </w:rPr>
-          <w:t>約翰福音4:3</w:t>
-        </w:r>
-      </w:hyperlink>
-    </w:p>
-    <w:p>
-      <w:pPr>
-        <w:pStyle w:val="ListBullet"/>
-        <w:spacing w:line="240" w:lineRule="auto"/>
-        <w:ind w:left="720"/>
-      </w:pPr>
-      <w:r>
-        <w:rPr>
-          <w:lang w:val="zh_TW" w:bidi="zh_TW"/>
-        </w:rPr>
-      </w:r>
-      <w:hyperlink r:id="rId32">
-        <w:r>
-          <w:rPr>
-            <w:lang w:val="zh_TW" w:bidi="zh_TW"/>
-          </w:rPr>
-          <w:rPr>
-            <w:color w:val="0000EE"/>
-            <w:u w:val="single"/>
-          </w:rPr>
-          <w:t>路加福音13:3</w:t>
-        </w:r>
-      </w:hyperlink>
-    </w:p>
-    <w:p>
-      <w:pPr>
-        <w:pStyle w:val="ListBullet"/>
-        <w:spacing w:line="240" w:lineRule="auto"/>
-        <w:ind w:left="720"/>
-      </w:pPr>
-      <w:r>
-        <w:rPr>
-          <w:lang w:val="zh_TW" w:bidi="zh_TW"/>
-        </w:rPr>
-      </w:r>
-      <w:hyperlink r:id="rId33">
-        <w:r>
-          <w:rPr>
-            <w:lang w:val="zh_TW" w:bidi="zh_TW"/>
-          </w:rPr>
-          <w:rPr>
-            <w:color w:val="0000EE"/>
-            <w:u w:val="single"/>
-          </w:rPr>
-          <w:t>馬可福音3:7</w:t>
-        </w:r>
-      </w:hyperlink>
-    </w:p>
-    <w:p>
-      <w:pPr>
-        <w:pStyle w:val="ListBullet"/>
-        <w:spacing w:line="240" w:lineRule="auto"/>
-        <w:ind w:left="720"/>
-      </w:pPr>
-      <w:r>
-        <w:rPr>
-          <w:lang w:val="zh_TW" w:bidi="zh_TW"/>
-        </w:rPr>
-      </w:r>
-      <w:hyperlink r:id="rId34">
-        <w:r>
-          <w:rPr>
-            <w:lang w:val="zh_TW" w:bidi="zh_TW"/>
-          </w:rPr>
-          <w:rPr>
-            <w:color w:val="0000EE"/>
-            <w:u w:val="single"/>
-          </w:rPr>
-          <w:t>馬太福音2:22–23</w:t>
-        </w:r>
-      </w:hyperlink>
-    </w:p>
-    <w:p>
-      <w:pPr>
-        <w:pStyle w:val="ListBullet"/>
-        <w:spacing w:line="240" w:lineRule="auto"/>
-        <w:ind w:left="720"/>
-      </w:pPr>
-      <w:r>
-        <w:rPr>
-          <w:lang w:val="zh_TW" w:bidi="zh_TW"/>
-        </w:rPr>
-      </w:r>
-      <w:hyperlink r:id="rId35">
-        <w:r>
-          <w:rPr>
-            <w:lang w:val="zh_TW" w:bidi="zh_TW"/>
-          </w:rPr>
-          <w:rPr>
-            <w:color w:val="0000EE"/>
-            <w:u w:val="single"/>
-          </w:rPr>
-          <w:t>馬太福音3:13–15</w:t>
-        </w:r>
-      </w:hyperlink>
+      <w:r>
+        <w:rPr>
+          <w:lang w:val="zh_TW" w:bidi="zh_TW"/>
+        </w:rPr>
+        <w:t>使徒行傳9:32</w:t>
+      </w:r>
+    </w:p>
+    <w:p>
+      <w:pPr>
+        <w:pStyle w:val="ListBullet"/>
+        <w:spacing w:line="240" w:lineRule="auto"/>
+        <w:ind w:left="720"/>
+      </w:pPr>
+      <w:r>
+        <w:rPr>
+          <w:lang w:val="zh_TW" w:bidi="zh_TW"/>
+        </w:rPr>
+      </w:r>
+      <w:r>
+        <w:rPr>
+          <w:lang w:val="zh_TW" w:bidi="zh_TW"/>
+        </w:rPr>
+        <w:t>使徒行傳13:31</w:t>
+      </w:r>
+    </w:p>
+    <w:p>
+      <w:pPr>
+        <w:pStyle w:val="ListBullet"/>
+        <w:spacing w:line="240" w:lineRule="auto"/>
+        <w:ind w:left="720"/>
+      </w:pPr>
+      <w:r>
+        <w:rPr>
+          <w:lang w:val="zh_TW" w:bidi="zh_TW"/>
+        </w:rPr>
+      </w:r>
+      <w:r>
+        <w:rPr>
+          <w:lang w:val="zh_TW" w:bidi="zh_TW"/>
+        </w:rPr>
+        <w:t>約翰福音2:1–2</w:t>
+      </w:r>
+    </w:p>
+    <w:p>
+      <w:pPr>
+        <w:pStyle w:val="ListBullet"/>
+        <w:spacing w:line="240" w:lineRule="auto"/>
+        <w:ind w:left="720"/>
+      </w:pPr>
+      <w:r>
+        <w:rPr>
+          <w:lang w:val="zh_TW" w:bidi="zh_TW"/>
+        </w:rPr>
+      </w:r>
+      <w:r>
+        <w:rPr>
+          <w:lang w:val="zh_TW" w:bidi="zh_TW"/>
+        </w:rPr>
+        <w:t>約翰福音4:3</w:t>
+      </w:r>
+    </w:p>
+    <w:p>
+      <w:pPr>
+        <w:pStyle w:val="ListBullet"/>
+        <w:spacing w:line="240" w:lineRule="auto"/>
+        <w:ind w:left="720"/>
+      </w:pPr>
+      <w:r>
+        <w:rPr>
+          <w:lang w:val="zh_TW" w:bidi="zh_TW"/>
+        </w:rPr>
+      </w:r>
+      <w:r>
+        <w:rPr>
+          <w:lang w:val="zh_TW" w:bidi="zh_TW"/>
+        </w:rPr>
+        <w:t>路加福音13:3</w:t>
+      </w:r>
+    </w:p>
+    <w:p>
+      <w:pPr>
+        <w:pStyle w:val="ListBullet"/>
+        <w:spacing w:line="240" w:lineRule="auto"/>
+        <w:ind w:left="720"/>
+      </w:pPr>
+      <w:r>
+        <w:rPr>
+          <w:lang w:val="zh_TW" w:bidi="zh_TW"/>
+        </w:rPr>
+      </w:r>
+      <w:r>
+        <w:rPr>
+          <w:lang w:val="zh_TW" w:bidi="zh_TW"/>
+        </w:rPr>
+        <w:t>馬可福音3:7</w:t>
+      </w:r>
+    </w:p>
+    <w:p>
+      <w:pPr>
+        <w:pStyle w:val="ListBullet"/>
+        <w:spacing w:line="240" w:lineRule="auto"/>
+        <w:ind w:left="720"/>
+      </w:pPr>
+      <w:r>
+        <w:rPr>
+          <w:lang w:val="zh_TW" w:bidi="zh_TW"/>
+        </w:rPr>
+      </w:r>
+      <w:r>
+        <w:rPr>
+          <w:lang w:val="zh_TW" w:bidi="zh_TW"/>
+        </w:rPr>
+        <w:t>馬太福音2:22–23</w:t>
+      </w:r>
+    </w:p>
+    <w:p>
+      <w:pPr>
+        <w:pStyle w:val="ListBullet"/>
+        <w:spacing w:line="240" w:lineRule="auto"/>
+        <w:ind w:left="720"/>
+      </w:pPr>
+      <w:r>
+        <w:rPr>
+          <w:lang w:val="zh_TW" w:bidi="zh_TW"/>
+        </w:rPr>
+      </w:r>
+      <w:r>
+        <w:rPr>
+          <w:lang w:val="zh_TW" w:bidi="zh_TW"/>
+        </w:rPr>
+        <w:t>馬太福音3:13–15</w:t>
+      </w:r>
     </w:p>
     <w:p>
       <w:pPr>
@@ -2220,186 +2082,138 @@
           <w:lang w:val="zh_TW" w:bidi="zh_TW"/>
         </w:rPr>
       </w:r>
-      <w:hyperlink r:id="rId36">
-        <w:r>
-          <w:rPr>
-            <w:lang w:val="zh_TW" w:bidi="zh_TW"/>
-          </w:rPr>
-          <w:rPr>
-            <w:color w:val="0000EE"/>
-            <w:u w:val="single"/>
-          </w:rPr>
-          <w:t>約翰福音6:1–3</w:t>
-        </w:r>
-      </w:hyperlink>
-    </w:p>
-    <w:p>
-      <w:pPr>
-        <w:pStyle w:val="ListBullet"/>
-        <w:spacing w:line="240" w:lineRule="auto"/>
-        <w:ind w:left="720"/>
-      </w:pPr>
-      <w:r>
-        <w:rPr>
-          <w:lang w:val="zh_TW" w:bidi="zh_TW"/>
-        </w:rPr>
-      </w:r>
-      <w:hyperlink r:id="rId37">
-        <w:r>
-          <w:rPr>
-            <w:lang w:val="zh_TW" w:bidi="zh_TW"/>
-          </w:rPr>
-          <w:rPr>
-            <w:color w:val="0000EE"/>
-            <w:u w:val="single"/>
-          </w:rPr>
-          <w:t>路加福音5:1</w:t>
-        </w:r>
-      </w:hyperlink>
-    </w:p>
-    <w:p>
-      <w:pPr>
-        <w:pStyle w:val="ListBullet"/>
-        <w:spacing w:line="240" w:lineRule="auto"/>
-        <w:ind w:left="720"/>
-      </w:pPr>
-      <w:r>
-        <w:rPr>
-          <w:lang w:val="zh_TW" w:bidi="zh_TW"/>
-        </w:rPr>
-      </w:r>
-      <w:hyperlink r:id="rId38">
-        <w:r>
-          <w:rPr>
-            <w:lang w:val="zh_TW" w:bidi="zh_TW"/>
-          </w:rPr>
-          <w:rPr>
-            <w:color w:val="0000EE"/>
-            <w:u w:val="single"/>
-          </w:rPr>
-          <w:t>馬可福音1:16–18</w:t>
-        </w:r>
-      </w:hyperlink>
-    </w:p>
-    <w:p>
-      <w:pPr>
-        <w:pStyle w:val="ListBullet"/>
-        <w:spacing w:line="240" w:lineRule="auto"/>
-        <w:ind w:left="720"/>
-      </w:pPr>
-      <w:r>
-        <w:rPr>
-          <w:lang w:val="zh_TW" w:bidi="zh_TW"/>
-        </w:rPr>
-      </w:r>
-      <w:hyperlink r:id="rId39">
-        <w:r>
-          <w:rPr>
-            <w:lang w:val="zh_TW" w:bidi="zh_TW"/>
-          </w:rPr>
-          <w:rPr>
-            <w:color w:val="0000EE"/>
-            <w:u w:val="single"/>
-          </w:rPr>
-          <w:t>馬太福音4:12–13</w:t>
-        </w:r>
-      </w:hyperlink>
-    </w:p>
-    <w:p>
-      <w:pPr>
-        <w:pStyle w:val="ListBullet"/>
-        <w:spacing w:line="240" w:lineRule="auto"/>
-        <w:ind w:left="720"/>
-      </w:pPr>
-      <w:r>
-        <w:rPr>
-          <w:lang w:val="zh_TW" w:bidi="zh_TW"/>
-        </w:rPr>
-      </w:r>
-      <w:hyperlink r:id="rId40">
-        <w:r>
-          <w:rPr>
-            <w:lang w:val="zh_TW" w:bidi="zh_TW"/>
-          </w:rPr>
-          <w:rPr>
-            <w:color w:val="0000EE"/>
-            <w:u w:val="single"/>
-          </w:rPr>
-          <w:t>馬太福音4:18–20</w:t>
-        </w:r>
-      </w:hyperlink>
-    </w:p>
-    <w:p>
-      <w:pPr>
-        <w:pStyle w:val="ListBullet"/>
-        <w:spacing w:line="240" w:lineRule="auto"/>
-        <w:ind w:left="720"/>
-      </w:pPr>
-      <w:r>
-        <w:rPr>
-          <w:lang w:val="zh_TW" w:bidi="zh_TW"/>
-        </w:rPr>
-      </w:r>
-      <w:hyperlink r:id="rId41">
-        <w:r>
-          <w:rPr>
-            <w:lang w:val="zh_TW" w:bidi="zh_TW"/>
-          </w:rPr>
-          <w:rPr>
-            <w:color w:val="0000EE"/>
-            <w:u w:val="single"/>
-          </w:rPr>
-          <w:t>馬太福音8:18–20</w:t>
-        </w:r>
-      </w:hyperlink>
-    </w:p>
-    <w:p>
-      <w:pPr>
-        <w:pStyle w:val="ListBullet"/>
-        <w:spacing w:line="240" w:lineRule="auto"/>
-        <w:ind w:left="720"/>
-      </w:pPr>
-      <w:r>
-        <w:rPr>
-          <w:lang w:val="zh_TW" w:bidi="zh_TW"/>
-        </w:rPr>
-      </w:r>
-      <w:hyperlink r:id="rId42">
-        <w:r>
-          <w:rPr>
-            <w:lang w:val="zh_TW" w:bidi="zh_TW"/>
-          </w:rPr>
-          <w:rPr>
-            <w:color w:val="0000EE"/>
-            <w:u w:val="single"/>
-          </w:rPr>
-          <w:t>馬太福音13:1–2</w:t>
-        </w:r>
-      </w:hyperlink>
-    </w:p>
-    <w:p>
-      <w:pPr>
-        <w:pStyle w:val="ListBullet"/>
-        <w:spacing w:line="240" w:lineRule="auto"/>
-        <w:ind w:left="720"/>
-      </w:pPr>
-      <w:r>
-        <w:rPr>
-          <w:lang w:val="zh_TW" w:bidi="zh_TW"/>
-        </w:rPr>
-      </w:r>
-      <w:hyperlink r:id="rId43">
-        <w:r>
-          <w:rPr>
-            <w:lang w:val="zh_TW" w:bidi="zh_TW"/>
-          </w:rPr>
-          <w:rPr>
-            <w:color w:val="0000EE"/>
-            <w:u w:val="single"/>
-          </w:rPr>
-          <w:t>馬太福音15:29–31</w:t>
-        </w:r>
-      </w:hyperlink>
+      <w:r>
+        <w:rPr>
+          <w:lang w:val="zh_TW" w:bidi="zh_TW"/>
+        </w:rPr>
+        <w:t>約翰福音6:1–3</w:t>
+      </w:r>
+    </w:p>
+    <w:p>
+      <w:pPr>
+        <w:pStyle w:val="ListBullet"/>
+        <w:spacing w:line="240" w:lineRule="auto"/>
+        <w:ind w:left="720"/>
+      </w:pPr>
+      <w:r>
+        <w:rPr>
+          <w:lang w:val="zh_TW" w:bidi="zh_TW"/>
+        </w:rPr>
+      </w:r>
+      <w:r>
+        <w:rPr>
+          <w:lang w:val="zh_TW" w:bidi="zh_TW"/>
+        </w:rPr>
+        <w:t>路加福音5:1</w:t>
+      </w:r>
+    </w:p>
+    <w:p>
+      <w:pPr>
+        <w:pStyle w:val="ListBullet"/>
+        <w:spacing w:line="240" w:lineRule="auto"/>
+        <w:ind w:left="720"/>
+      </w:pPr>
+      <w:r>
+        <w:rPr>
+          <w:lang w:val="zh_TW" w:bidi="zh_TW"/>
+        </w:rPr>
+      </w:r>
+      <w:r>
+        <w:rPr>
+          <w:lang w:val="zh_TW" w:bidi="zh_TW"/>
+        </w:rPr>
+        <w:t>馬可福音1:16–18</w:t>
+      </w:r>
+    </w:p>
+    <w:p>
+      <w:pPr>
+        <w:pStyle w:val="ListBullet"/>
+        <w:spacing w:line="240" w:lineRule="auto"/>
+        <w:ind w:left="720"/>
+      </w:pPr>
+      <w:r>
+        <w:rPr>
+          <w:lang w:val="zh_TW" w:bidi="zh_TW"/>
+        </w:rPr>
+      </w:r>
+      <w:r>
+        <w:rPr>
+          <w:lang w:val="zh_TW" w:bidi="zh_TW"/>
+        </w:rPr>
+        <w:t>馬太福音4:12–13</w:t>
+      </w:r>
+    </w:p>
+    <w:p>
+      <w:pPr>
+        <w:pStyle w:val="ListBullet"/>
+        <w:spacing w:line="240" w:lineRule="auto"/>
+        <w:ind w:left="720"/>
+      </w:pPr>
+      <w:r>
+        <w:rPr>
+          <w:lang w:val="zh_TW" w:bidi="zh_TW"/>
+        </w:rPr>
+      </w:r>
+      <w:r>
+        <w:rPr>
+          <w:lang w:val="zh_TW" w:bidi="zh_TW"/>
+        </w:rPr>
+        <w:t>馬太福音4:18–20</w:t>
+      </w:r>
+    </w:p>
+    <w:p>
+      <w:pPr>
+        <w:pStyle w:val="ListBullet"/>
+        <w:spacing w:line="240" w:lineRule="auto"/>
+        <w:ind w:left="720"/>
+      </w:pPr>
+      <w:r>
+        <w:rPr>
+          <w:lang w:val="zh_TW" w:bidi="zh_TW"/>
+        </w:rPr>
+      </w:r>
+      <w:r>
+        <w:rPr>
+          <w:lang w:val="zh_TW" w:bidi="zh_TW"/>
+        </w:rPr>
+        <w:t>馬太福音8:18–20</w:t>
+      </w:r>
+    </w:p>
+    <w:p>
+      <w:pPr>
+        <w:pStyle w:val="ListBullet"/>
+        <w:spacing w:line="240" w:lineRule="auto"/>
+        <w:ind w:left="720"/>
+      </w:pPr>
+      <w:r>
+        <w:rPr>
+          <w:lang w:val="zh_TW" w:bidi="zh_TW"/>
+        </w:rPr>
+      </w:r>
+      <w:r>
+        <w:rPr>
+          <w:lang w:val="zh_TW" w:bidi="zh_TW"/>
+        </w:rPr>
+        <w:t>馬太福音13:1–2</w:t>
+      </w:r>
+    </w:p>
+    <w:p>
+      <w:pPr>
+        <w:pStyle w:val="ListBullet"/>
+        <w:spacing w:line="240" w:lineRule="auto"/>
+        <w:ind w:left="720"/>
+      </w:pPr>
+      <w:r>
+        <w:rPr>
+          <w:lang w:val="zh_TW" w:bidi="zh_TW"/>
+        </w:rPr>
+      </w:r>
+      <w:r>
+        <w:rPr>
+          <w:lang w:val="zh_TW" w:bidi="zh_TW"/>
+        </w:rPr>
+        <w:t>馬太福音15:29–31</w:t>
+      </w:r>
     </w:p>
     <w:p>
       <w:pPr>
@@ -2695,114 +2509,84 @@
           <w:lang w:val="zh_TW" w:bidi="zh_TW"/>
         </w:rPr>
       </w:r>
-      <w:hyperlink r:id="rId44">
-        <w:r>
-          <w:rPr>
-            <w:lang w:val="zh_TW" w:bidi="zh_TW"/>
-          </w:rPr>
-          <w:rPr>
-            <w:color w:val="0000EE"/>
-            <w:u w:val="single"/>
-          </w:rPr>
-          <w:t>路加福音6:14–16</w:t>
-        </w:r>
-      </w:hyperlink>
-    </w:p>
-    <w:p>
-      <w:pPr>
-        <w:pStyle w:val="ListBullet"/>
-        <w:spacing w:line="240" w:lineRule="auto"/>
-        <w:ind w:left="720"/>
-      </w:pPr>
-      <w:r>
-        <w:rPr>
-          <w:lang w:val="zh_TW" w:bidi="zh_TW"/>
-        </w:rPr>
-      </w:r>
-      <w:hyperlink r:id="rId45">
-        <w:r>
-          <w:rPr>
-            <w:lang w:val="zh_TW" w:bidi="zh_TW"/>
-          </w:rPr>
-          <w:rPr>
-            <w:color w:val="0000EE"/>
-            <w:u w:val="single"/>
-          </w:rPr>
-          <w:t>路加福音22:47–48</w:t>
-        </w:r>
-      </w:hyperlink>
-    </w:p>
-    <w:p>
-      <w:pPr>
-        <w:pStyle w:val="ListBullet"/>
-        <w:spacing w:line="240" w:lineRule="auto"/>
-        <w:ind w:left="720"/>
-      </w:pPr>
-      <w:r>
-        <w:rPr>
-          <w:lang w:val="zh_TW" w:bidi="zh_TW"/>
-        </w:rPr>
-      </w:r>
-      <w:hyperlink r:id="rId46">
-        <w:r>
-          <w:rPr>
-            <w:lang w:val="zh_TW" w:bidi="zh_TW"/>
-          </w:rPr>
-          <w:rPr>
-            <w:color w:val="0000EE"/>
-            <w:u w:val="single"/>
-          </w:rPr>
-          <w:t>馬可福音3:19</w:t>
-        </w:r>
-      </w:hyperlink>
-    </w:p>
-    <w:p>
-      <w:pPr>
-        <w:pStyle w:val="ListBullet"/>
-        <w:spacing w:line="240" w:lineRule="auto"/>
-        <w:ind w:left="720"/>
-      </w:pPr>
-      <w:r>
-        <w:rPr>
-          <w:lang w:val="zh_TW" w:bidi="zh_TW"/>
-        </w:rPr>
-      </w:r>
-      <w:hyperlink r:id="rId47">
-        <w:r>
-          <w:rPr>
-            <w:lang w:val="zh_TW" w:bidi="zh_TW"/>
-          </w:rPr>
-          <w:rPr>
-            <w:color w:val="0000EE"/>
-            <w:u w:val="single"/>
-          </w:rPr>
-          <w:t>馬可福音14:10–11</w:t>
-        </w:r>
-      </w:hyperlink>
-    </w:p>
-    <w:p>
-      <w:pPr>
-        <w:pStyle w:val="ListBullet"/>
-        <w:spacing w:line="240" w:lineRule="auto"/>
-        <w:ind w:left="720"/>
-      </w:pPr>
-      <w:r>
-        <w:rPr>
-          <w:lang w:val="zh_TW" w:bidi="zh_TW"/>
-        </w:rPr>
-      </w:r>
-      <w:hyperlink r:id="rId48">
-        <w:r>
-          <w:rPr>
-            <w:lang w:val="zh_TW" w:bidi="zh_TW"/>
-          </w:rPr>
-          <w:rPr>
-            <w:color w:val="0000EE"/>
-            <w:u w:val="single"/>
-          </w:rPr>
-          <w:t>馬太福音26:23–25</w:t>
-        </w:r>
-      </w:hyperlink>
+      <w:r>
+        <w:rPr>
+          <w:lang w:val="zh_TW" w:bidi="zh_TW"/>
+        </w:rPr>
+        <w:t>路加福音6:14–16</w:t>
+      </w:r>
+    </w:p>
+    <w:p>
+      <w:pPr>
+        <w:pStyle w:val="ListBullet"/>
+        <w:spacing w:line="240" w:lineRule="auto"/>
+        <w:ind w:left="720"/>
+      </w:pPr>
+      <w:r>
+        <w:rPr>
+          <w:lang w:val="zh_TW" w:bidi="zh_TW"/>
+        </w:rPr>
+      </w:r>
+      <w:r>
+        <w:rPr>
+          <w:lang w:val="zh_TW" w:bidi="zh_TW"/>
+        </w:rPr>
+        <w:t>路加福音22:47–48</w:t>
+      </w:r>
+    </w:p>
+    <w:p>
+      <w:pPr>
+        <w:pStyle w:val="ListBullet"/>
+        <w:spacing w:line="240" w:lineRule="auto"/>
+        <w:ind w:left="720"/>
+      </w:pPr>
+      <w:r>
+        <w:rPr>
+          <w:lang w:val="zh_TW" w:bidi="zh_TW"/>
+        </w:rPr>
+      </w:r>
+      <w:r>
+        <w:rPr>
+          <w:lang w:val="zh_TW" w:bidi="zh_TW"/>
+        </w:rPr>
+        <w:t>馬可福音3:19</w:t>
+      </w:r>
+    </w:p>
+    <w:p>
+      <w:pPr>
+        <w:pStyle w:val="ListBullet"/>
+        <w:spacing w:line="240" w:lineRule="auto"/>
+        <w:ind w:left="720"/>
+      </w:pPr>
+      <w:r>
+        <w:rPr>
+          <w:lang w:val="zh_TW" w:bidi="zh_TW"/>
+        </w:rPr>
+      </w:r>
+      <w:r>
+        <w:rPr>
+          <w:lang w:val="zh_TW" w:bidi="zh_TW"/>
+        </w:rPr>
+        <w:t>馬可福音14:10–11</w:t>
+      </w:r>
+    </w:p>
+    <w:p>
+      <w:pPr>
+        <w:pStyle w:val="ListBullet"/>
+        <w:spacing w:line="240" w:lineRule="auto"/>
+        <w:ind w:left="720"/>
+      </w:pPr>
+      <w:r>
+        <w:rPr>
+          <w:lang w:val="zh_TW" w:bidi="zh_TW"/>
+        </w:rPr>
+      </w:r>
+      <w:r>
+        <w:rPr>
+          <w:lang w:val="zh_TW" w:bidi="zh_TW"/>
+        </w:rPr>
+        <w:t>馬太福音26:23–25</w:t>
+      </w:r>
     </w:p>
     <w:p>
       <w:pPr>
@@ -3287,114 +3071,84 @@
           <w:lang w:val="zh_TW" w:bidi="zh_TW"/>
         </w:rPr>
       </w:r>
-      <w:hyperlink r:id="rId49">
-        <w:r>
-          <w:rPr>
-            <w:lang w:val="zh_TW" w:bidi="zh_TW"/>
-          </w:rPr>
-          <w:rPr>
-            <w:color w:val="0000EE"/>
-            <w:u w:val="single"/>
-          </w:rPr>
-          <w:t>列王紀上4:24–25</w:t>
-        </w:r>
-      </w:hyperlink>
-    </w:p>
-    <w:p>
-      <w:pPr>
-        <w:pStyle w:val="ListBullet"/>
-        <w:spacing w:line="240" w:lineRule="auto"/>
-        <w:ind w:left="720"/>
-      </w:pPr>
-      <w:r>
-        <w:rPr>
-          <w:lang w:val="zh_TW" w:bidi="zh_TW"/>
-        </w:rPr>
-      </w:r>
-      <w:hyperlink r:id="rId50">
-        <w:r>
-          <w:rPr>
-            <w:lang w:val="zh_TW" w:bidi="zh_TW"/>
-          </w:rPr>
-          <w:rPr>
-            <w:color w:val="0000EE"/>
-            <w:u w:val="single"/>
-          </w:rPr>
-          <w:t>使徒行傳8:26</w:t>
-        </w:r>
-      </w:hyperlink>
-    </w:p>
-    <w:p>
-      <w:pPr>
-        <w:pStyle w:val="ListBullet"/>
-        <w:spacing w:line="240" w:lineRule="auto"/>
-        <w:ind w:left="720"/>
-      </w:pPr>
-      <w:r>
-        <w:rPr>
-          <w:lang w:val="zh_TW" w:bidi="zh_TW"/>
-        </w:rPr>
-      </w:r>
-      <w:hyperlink r:id="rId51">
-        <w:r>
-          <w:rPr>
-            <w:lang w:val="zh_TW" w:bidi="zh_TW"/>
-          </w:rPr>
-          <w:rPr>
-            <w:color w:val="0000EE"/>
-            <w:u w:val="single"/>
-          </w:rPr>
-          <w:t>創世記10:19</w:t>
-        </w:r>
-      </w:hyperlink>
-    </w:p>
-    <w:p>
-      <w:pPr>
-        <w:pStyle w:val="ListBullet"/>
-        <w:spacing w:line="240" w:lineRule="auto"/>
-        <w:ind w:left="720"/>
-      </w:pPr>
-      <w:r>
-        <w:rPr>
-          <w:lang w:val="zh_TW" w:bidi="zh_TW"/>
-        </w:rPr>
-      </w:r>
-      <w:hyperlink r:id="rId21">
-        <w:r>
-          <w:rPr>
-            <w:lang w:val="zh_TW" w:bidi="zh_TW"/>
-          </w:rPr>
-          <w:rPr>
-            <w:color w:val="0000EE"/>
-            <w:u w:val="single"/>
-          </w:rPr>
-          <w:t>約書亞記10:40–41</w:t>
-        </w:r>
-      </w:hyperlink>
-    </w:p>
-    <w:p>
-      <w:pPr>
-        <w:pStyle w:val="ListBullet"/>
-        <w:spacing w:line="240" w:lineRule="auto"/>
-        <w:ind w:left="720"/>
-      </w:pPr>
-      <w:r>
-        <w:rPr>
-          <w:lang w:val="zh_TW" w:bidi="zh_TW"/>
-        </w:rPr>
-      </w:r>
-      <w:hyperlink r:id="rId52">
-        <w:r>
-          <w:rPr>
-            <w:lang w:val="zh_TW" w:bidi="zh_TW"/>
-          </w:rPr>
-          <w:rPr>
-            <w:color w:val="0000EE"/>
-            <w:u w:val="single"/>
-          </w:rPr>
-          <w:t>士師記6:3–4</w:t>
-        </w:r>
-      </w:hyperlink>
+      <w:r>
+        <w:rPr>
+          <w:lang w:val="zh_TW" w:bidi="zh_TW"/>
+        </w:rPr>
+        <w:t>列王紀上4:24–25</w:t>
+      </w:r>
+    </w:p>
+    <w:p>
+      <w:pPr>
+        <w:pStyle w:val="ListBullet"/>
+        <w:spacing w:line="240" w:lineRule="auto"/>
+        <w:ind w:left="720"/>
+      </w:pPr>
+      <w:r>
+        <w:rPr>
+          <w:lang w:val="zh_TW" w:bidi="zh_TW"/>
+        </w:rPr>
+      </w:r>
+      <w:r>
+        <w:rPr>
+          <w:lang w:val="zh_TW" w:bidi="zh_TW"/>
+        </w:rPr>
+        <w:t>使徒行傳8:26</w:t>
+      </w:r>
+    </w:p>
+    <w:p>
+      <w:pPr>
+        <w:pStyle w:val="ListBullet"/>
+        <w:spacing w:line="240" w:lineRule="auto"/>
+        <w:ind w:left="720"/>
+      </w:pPr>
+      <w:r>
+        <w:rPr>
+          <w:lang w:val="zh_TW" w:bidi="zh_TW"/>
+        </w:rPr>
+      </w:r>
+      <w:r>
+        <w:rPr>
+          <w:lang w:val="zh_TW" w:bidi="zh_TW"/>
+        </w:rPr>
+        <w:t>創世記10:19</w:t>
+      </w:r>
+    </w:p>
+    <w:p>
+      <w:pPr>
+        <w:pStyle w:val="ListBullet"/>
+        <w:spacing w:line="240" w:lineRule="auto"/>
+        <w:ind w:left="720"/>
+      </w:pPr>
+      <w:r>
+        <w:rPr>
+          <w:lang w:val="zh_TW" w:bidi="zh_TW"/>
+        </w:rPr>
+      </w:r>
+      <w:r>
+        <w:rPr>
+          <w:lang w:val="zh_TW" w:bidi="zh_TW"/>
+        </w:rPr>
+        <w:t>約書亞記10:40–41</w:t>
+      </w:r>
+    </w:p>
+    <w:p>
+      <w:pPr>
+        <w:pStyle w:val="ListBullet"/>
+        <w:spacing w:line="240" w:lineRule="auto"/>
+        <w:ind w:left="720"/>
+      </w:pPr>
+      <w:r>
+        <w:rPr>
+          <w:lang w:val="zh_TW" w:bidi="zh_TW"/>
+        </w:rPr>
+      </w:r>
+      <w:r>
+        <w:rPr>
+          <w:lang w:val="zh_TW" w:bidi="zh_TW"/>
+        </w:rPr>
+        <w:t>士師記6:3–4</w:t>
+      </w:r>
     </w:p>
     <w:p>
       <w:pPr>
@@ -3596,90 +3350,66 @@
           <w:lang w:val="zh_TW" w:bidi="zh_TW"/>
         </w:rPr>
       </w:r>
-      <w:hyperlink r:id="rId53">
-        <w:r>
-          <w:rPr>
-            <w:lang w:val="zh_TW" w:bidi="zh_TW"/>
-          </w:rPr>
-          <w:rPr>
-            <w:color w:val="0000EE"/>
-            <w:u w:val="single"/>
-          </w:rPr>
-          <w:t>申命記8:1</w:t>
-        </w:r>
-      </w:hyperlink>
-    </w:p>
-    <w:p>
-      <w:pPr>
-        <w:pStyle w:val="ListBullet"/>
-        <w:spacing w:line="240" w:lineRule="auto"/>
-        <w:ind w:left="720"/>
-      </w:pPr>
-      <w:r>
-        <w:rPr>
-          <w:lang w:val="zh_TW" w:bidi="zh_TW"/>
-        </w:rPr>
-      </w:r>
-      <w:hyperlink r:id="rId54">
-        <w:r>
-          <w:rPr>
-            <w:lang w:val="zh_TW" w:bidi="zh_TW"/>
-          </w:rPr>
-          <w:rPr>
-            <w:color w:val="0000EE"/>
-            <w:u w:val="single"/>
-          </w:rPr>
-          <w:t>創世記9:7</w:t>
-        </w:r>
-      </w:hyperlink>
-    </w:p>
-    <w:p>
-      <w:pPr>
-        <w:pStyle w:val="ListBullet"/>
-        <w:spacing w:line="240" w:lineRule="auto"/>
-        <w:ind w:left="720"/>
-      </w:pPr>
-      <w:r>
-        <w:rPr>
-          <w:lang w:val="zh_TW" w:bidi="zh_TW"/>
-        </w:rPr>
-      </w:r>
-      <w:hyperlink r:id="rId55">
-        <w:r>
-          <w:rPr>
-            <w:lang w:val="zh_TW" w:bidi="zh_TW"/>
-          </w:rPr>
-          <w:rPr>
-            <w:color w:val="0000EE"/>
-            <w:u w:val="single"/>
-          </w:rPr>
-          <w:t>創世記22:17</w:t>
-        </w:r>
-      </w:hyperlink>
-    </w:p>
-    <w:p>
-      <w:pPr>
-        <w:pStyle w:val="ListBullet"/>
-        <w:spacing w:line="240" w:lineRule="auto"/>
-        <w:ind w:left="720"/>
-      </w:pPr>
-      <w:r>
-        <w:rPr>
-          <w:lang w:val="zh_TW" w:bidi="zh_TW"/>
-        </w:rPr>
-      </w:r>
-      <w:hyperlink r:id="rId56">
-        <w:r>
-          <w:rPr>
-            <w:lang w:val="zh_TW" w:bidi="zh_TW"/>
-          </w:rPr>
-          <w:rPr>
-            <w:color w:val="0000EE"/>
-            <w:u w:val="single"/>
-          </w:rPr>
-          <w:t>何西阿書4:6–7</w:t>
-        </w:r>
-      </w:hyperlink>
+      <w:r>
+        <w:rPr>
+          <w:lang w:val="zh_TW" w:bidi="zh_TW"/>
+        </w:rPr>
+        <w:t>申命記8:1</w:t>
+      </w:r>
+    </w:p>
+    <w:p>
+      <w:pPr>
+        <w:pStyle w:val="ListBullet"/>
+        <w:spacing w:line="240" w:lineRule="auto"/>
+        <w:ind w:left="720"/>
+      </w:pPr>
+      <w:r>
+        <w:rPr>
+          <w:lang w:val="zh_TW" w:bidi="zh_TW"/>
+        </w:rPr>
+      </w:r>
+      <w:r>
+        <w:rPr>
+          <w:lang w:val="zh_TW" w:bidi="zh_TW"/>
+        </w:rPr>
+        <w:t>創世記9:7</w:t>
+      </w:r>
+    </w:p>
+    <w:p>
+      <w:pPr>
+        <w:pStyle w:val="ListBullet"/>
+        <w:spacing w:line="240" w:lineRule="auto"/>
+        <w:ind w:left="720"/>
+      </w:pPr>
+      <w:r>
+        <w:rPr>
+          <w:lang w:val="zh_TW" w:bidi="zh_TW"/>
+        </w:rPr>
+      </w:r>
+      <w:r>
+        <w:rPr>
+          <w:lang w:val="zh_TW" w:bidi="zh_TW"/>
+        </w:rPr>
+        <w:t>創世記22:17</w:t>
+      </w:r>
+    </w:p>
+    <w:p>
+      <w:pPr>
+        <w:pStyle w:val="ListBullet"/>
+        <w:spacing w:line="240" w:lineRule="auto"/>
+        <w:ind w:left="720"/>
+      </w:pPr>
+      <w:r>
+        <w:rPr>
+          <w:lang w:val="zh_TW" w:bidi="zh_TW"/>
+        </w:rPr>
+      </w:r>
+      <w:r>
+        <w:rPr>
+          <w:lang w:val="zh_TW" w:bidi="zh_TW"/>
+        </w:rPr>
+        <w:t>何西阿書4:6–7</w:t>
+      </w:r>
     </w:p>
     <w:p>
       <w:pPr>
@@ -3915,162 +3645,120 @@
           <w:lang w:val="zh_TW" w:bidi="zh_TW"/>
         </w:rPr>
       </w:r>
-      <w:hyperlink r:id="rId57">
-        <w:r>
-          <w:rPr>
-            <w:lang w:val="zh_TW" w:bidi="zh_TW"/>
-          </w:rPr>
-          <w:rPr>
-            <w:color w:val="0000EE"/>
-            <w:u w:val="single"/>
-          </w:rPr>
-          <w:t>約翰福音2:12</w:t>
-        </w:r>
-      </w:hyperlink>
-    </w:p>
-    <w:p>
-      <w:pPr>
-        <w:pStyle w:val="ListBullet"/>
-        <w:spacing w:line="240" w:lineRule="auto"/>
-        <w:ind w:left="720"/>
-      </w:pPr>
-      <w:r>
-        <w:rPr>
-          <w:lang w:val="zh_TW" w:bidi="zh_TW"/>
-        </w:rPr>
-      </w:r>
-      <w:hyperlink r:id="rId58">
-        <w:r>
-          <w:rPr>
-            <w:lang w:val="zh_TW" w:bidi="zh_TW"/>
-          </w:rPr>
-          <w:rPr>
-            <w:color w:val="0000EE"/>
-            <w:u w:val="single"/>
-          </w:rPr>
-          <w:t>路加福音4:31</w:t>
-        </w:r>
-      </w:hyperlink>
-    </w:p>
-    <w:p>
-      <w:pPr>
-        <w:pStyle w:val="ListBullet"/>
-        <w:spacing w:line="240" w:lineRule="auto"/>
-        <w:ind w:left="720"/>
-      </w:pPr>
-      <w:r>
-        <w:rPr>
-          <w:lang w:val="zh_TW" w:bidi="zh_TW"/>
-        </w:rPr>
-      </w:r>
-      <w:hyperlink r:id="rId59">
-        <w:r>
-          <w:rPr>
-            <w:lang w:val="zh_TW" w:bidi="zh_TW"/>
-          </w:rPr>
-          <w:rPr>
-            <w:color w:val="0000EE"/>
-            <w:u w:val="single"/>
-          </w:rPr>
-          <w:t>路加福音7:1</w:t>
-        </w:r>
-      </w:hyperlink>
-    </w:p>
-    <w:p>
-      <w:pPr>
-        <w:pStyle w:val="ListBullet"/>
-        <w:spacing w:line="240" w:lineRule="auto"/>
-        <w:ind w:left="720"/>
-      </w:pPr>
-      <w:r>
-        <w:rPr>
-          <w:lang w:val="zh_TW" w:bidi="zh_TW"/>
-        </w:rPr>
-      </w:r>
-      <w:hyperlink r:id="rId60">
-        <w:r>
-          <w:rPr>
-            <w:lang w:val="zh_TW" w:bidi="zh_TW"/>
-          </w:rPr>
-          <w:rPr>
-            <w:color w:val="0000EE"/>
-            <w:u w:val="single"/>
-          </w:rPr>
-          <w:t>馬可福音1:21</w:t>
-        </w:r>
-      </w:hyperlink>
-    </w:p>
-    <w:p>
-      <w:pPr>
-        <w:pStyle w:val="ListBullet"/>
-        <w:spacing w:line="240" w:lineRule="auto"/>
-        <w:ind w:left="720"/>
-      </w:pPr>
-      <w:r>
-        <w:rPr>
-          <w:lang w:val="zh_TW" w:bidi="zh_TW"/>
-        </w:rPr>
-      </w:r>
-      <w:hyperlink r:id="rId61">
-        <w:r>
-          <w:rPr>
-            <w:lang w:val="zh_TW" w:bidi="zh_TW"/>
-          </w:rPr>
-          <w:rPr>
-            <w:color w:val="0000EE"/>
-            <w:u w:val="single"/>
-          </w:rPr>
-          <w:t>馬可福音2:2</w:t>
-        </w:r>
-      </w:hyperlink>
-    </w:p>
-    <w:p>
-      <w:pPr>
-        <w:pStyle w:val="ListBullet"/>
-        <w:spacing w:line="240" w:lineRule="auto"/>
-        <w:ind w:left="720"/>
-      </w:pPr>
-      <w:r>
-        <w:rPr>
-          <w:lang w:val="zh_TW" w:bidi="zh_TW"/>
-        </w:rPr>
-      </w:r>
-      <w:hyperlink r:id="rId39">
-        <w:r>
-          <w:rPr>
-            <w:lang w:val="zh_TW" w:bidi="zh_TW"/>
-          </w:rPr>
-          <w:rPr>
-            <w:color w:val="0000EE"/>
-            <w:u w:val="single"/>
-          </w:rPr>
-          <w:t>馬太福音4:12–13</w:t>
-        </w:r>
-      </w:hyperlink>
-    </w:p>
-    <w:p>
-      <w:pPr>
-        <w:pStyle w:val="ListBullet"/>
-        <w:spacing w:line="240" w:lineRule="auto"/>
-        <w:ind w:left="720"/>
-      </w:pPr>
-      <w:r>
-        <w:rPr>
-          <w:lang w:val="zh_TW" w:bidi="zh_TW"/>
-        </w:rPr>
-      </w:r>
-      <w:hyperlink r:id="rId62">
-        <w:r>
-          <w:rPr>
-            <w:lang w:val="zh_TW" w:bidi="zh_TW"/>
-          </w:rPr>
-          <w:rPr>
-            <w:color w:val="0000EE"/>
-            <w:u w:val="single"/>
-          </w:rPr>
-          <w:t>馬太福音17:24–25</w:t>
-        </w:r>
-      </w:hyperlink>
+      <w:r>
+        <w:rPr>
+          <w:lang w:val="zh_TW" w:bidi="zh_TW"/>
+        </w:rPr>
+        <w:t>約翰福音2:12</w:t>
+      </w:r>
+    </w:p>
+    <w:p>
+      <w:pPr>
+        <w:pStyle w:val="ListBullet"/>
+        <w:spacing w:line="240" w:lineRule="auto"/>
+        <w:ind w:left="720"/>
+      </w:pPr>
+      <w:r>
+        <w:rPr>
+          <w:lang w:val="zh_TW" w:bidi="zh_TW"/>
+        </w:rPr>
+      </w:r>
+      <w:r>
+        <w:rPr>
+          <w:lang w:val="zh_TW" w:bidi="zh_TW"/>
+        </w:rPr>
+        <w:t>路加福音4:31</w:t>
+      </w:r>
+    </w:p>
+    <w:p>
+      <w:pPr>
+        <w:pStyle w:val="ListBullet"/>
+        <w:spacing w:line="240" w:lineRule="auto"/>
+        <w:ind w:left="720"/>
+      </w:pPr>
+      <w:r>
+        <w:rPr>
+          <w:lang w:val="zh_TW" w:bidi="zh_TW"/>
+        </w:rPr>
+      </w:r>
+      <w:r>
+        <w:rPr>
+          <w:lang w:val="zh_TW" w:bidi="zh_TW"/>
+        </w:rPr>
+        <w:t>路加福音7:1</w:t>
+      </w:r>
+    </w:p>
+    <w:p>
+      <w:pPr>
+        <w:pStyle w:val="ListBullet"/>
+        <w:spacing w:line="240" w:lineRule="auto"/>
+        <w:ind w:left="720"/>
+      </w:pPr>
+      <w:r>
+        <w:rPr>
+          <w:lang w:val="zh_TW" w:bidi="zh_TW"/>
+        </w:rPr>
+      </w:r>
+      <w:r>
+        <w:rPr>
+          <w:lang w:val="zh_TW" w:bidi="zh_TW"/>
+        </w:rPr>
+        <w:t>馬可福音1:21</w:t>
+      </w:r>
+    </w:p>
+    <w:p>
+      <w:pPr>
+        <w:pStyle w:val="ListBullet"/>
+        <w:spacing w:line="240" w:lineRule="auto"/>
+        <w:ind w:left="720"/>
+      </w:pPr>
+      <w:r>
+        <w:rPr>
+          <w:lang w:val="zh_TW" w:bidi="zh_TW"/>
+        </w:rPr>
+      </w:r>
+      <w:r>
+        <w:rPr>
+          <w:lang w:val="zh_TW" w:bidi="zh_TW"/>
+        </w:rPr>
+        <w:t>馬可福音2:2</w:t>
+      </w:r>
+    </w:p>
+    <w:p>
+      <w:pPr>
+        <w:pStyle w:val="ListBullet"/>
+        <w:spacing w:line="240" w:lineRule="auto"/>
+        <w:ind w:left="720"/>
+      </w:pPr>
+      <w:r>
+        <w:rPr>
+          <w:lang w:val="zh_TW" w:bidi="zh_TW"/>
+        </w:rPr>
+      </w:r>
+      <w:r>
+        <w:rPr>
+          <w:lang w:val="zh_TW" w:bidi="zh_TW"/>
+        </w:rPr>
+        <w:t>馬太福音4:12–13</w:t>
+      </w:r>
+    </w:p>
+    <w:p>
+      <w:pPr>
+        <w:pStyle w:val="ListBullet"/>
+        <w:spacing w:line="240" w:lineRule="auto"/>
+        <w:ind w:left="720"/>
+      </w:pPr>
+      <w:r>
+        <w:rPr>
+          <w:lang w:val="zh_TW" w:bidi="zh_TW"/>
+        </w:rPr>
+      </w:r>
+      <w:r>
+        <w:rPr>
+          <w:lang w:val="zh_TW" w:bidi="zh_TW"/>
+        </w:rPr>
+        <w:t>馬太福音17:24–25</w:t>
+      </w:r>
     </w:p>
     <w:p>
       <w:pPr>
@@ -4318,114 +4006,84 @@
           <w:lang w:val="zh_TW" w:bidi="zh_TW"/>
         </w:rPr>
       </w:r>
-      <w:hyperlink r:id="rId63">
-        <w:r>
-          <w:rPr>
-            <w:lang w:val="zh_TW" w:bidi="zh_TW"/>
-          </w:rPr>
-          <w:rPr>
-            <w:color w:val="0000EE"/>
-            <w:u w:val="single"/>
-          </w:rPr>
-          <w:t>歷代志上5:18</w:t>
-        </w:r>
-      </w:hyperlink>
-    </w:p>
-    <w:p>
-      <w:pPr>
-        <w:pStyle w:val="ListBullet"/>
-        <w:spacing w:line="240" w:lineRule="auto"/>
-        <w:ind w:left="720"/>
-      </w:pPr>
-      <w:r>
-        <w:rPr>
-          <w:lang w:val="zh_TW" w:bidi="zh_TW"/>
-        </w:rPr>
-      </w:r>
-      <w:hyperlink r:id="rId64">
-        <w:r>
-          <w:rPr>
-            <w:lang w:val="zh_TW" w:bidi="zh_TW"/>
-          </w:rPr>
-          <w:rPr>
-            <w:color w:val="0000EE"/>
-            <w:u w:val="single"/>
-          </w:rPr>
-          <w:t>出埃及記1:1–5</w:t>
-        </w:r>
-      </w:hyperlink>
-    </w:p>
-    <w:p>
-      <w:pPr>
-        <w:pStyle w:val="ListBullet"/>
-        <w:spacing w:line="240" w:lineRule="auto"/>
-        <w:ind w:left="720"/>
-      </w:pPr>
-      <w:r>
-        <w:rPr>
-          <w:lang w:val="zh_TW" w:bidi="zh_TW"/>
-        </w:rPr>
-      </w:r>
-      <w:hyperlink r:id="rId65">
-        <w:r>
-          <w:rPr>
-            <w:lang w:val="zh_TW" w:bidi="zh_TW"/>
-          </w:rPr>
-          <w:rPr>
-            <w:color w:val="0000EE"/>
-            <w:u w:val="single"/>
-          </w:rPr>
-          <w:t>創世記30:11</w:t>
-        </w:r>
-      </w:hyperlink>
-    </w:p>
-    <w:p>
-      <w:pPr>
-        <w:pStyle w:val="ListBullet"/>
-        <w:spacing w:line="240" w:lineRule="auto"/>
-        <w:ind w:left="720"/>
-      </w:pPr>
-      <w:r>
-        <w:rPr>
-          <w:lang w:val="zh_TW" w:bidi="zh_TW"/>
-        </w:rPr>
-      </w:r>
-      <w:hyperlink r:id="rId66">
-        <w:r>
-          <w:rPr>
-            <w:lang w:val="zh_TW" w:bidi="zh_TW"/>
-          </w:rPr>
-          <w:rPr>
-            <w:color w:val="0000EE"/>
-            <w:u w:val="single"/>
-          </w:rPr>
-          <w:t>約書亞記1:12</w:t>
-        </w:r>
-      </w:hyperlink>
-    </w:p>
-    <w:p>
-      <w:pPr>
-        <w:pStyle w:val="ListBullet"/>
-        <w:spacing w:line="240" w:lineRule="auto"/>
-        <w:ind w:left="720"/>
-      </w:pPr>
-      <w:r>
-        <w:rPr>
-          <w:lang w:val="zh_TW" w:bidi="zh_TW"/>
-        </w:rPr>
-      </w:r>
-      <w:hyperlink r:id="rId67">
-        <w:r>
-          <w:rPr>
-            <w:lang w:val="zh_TW" w:bidi="zh_TW"/>
-          </w:rPr>
-          <w:rPr>
-            <w:color w:val="0000EE"/>
-            <w:u w:val="single"/>
-          </w:rPr>
-          <w:t>約書亞記21:38</w:t>
-        </w:r>
-      </w:hyperlink>
+      <w:r>
+        <w:rPr>
+          <w:lang w:val="zh_TW" w:bidi="zh_TW"/>
+        </w:rPr>
+        <w:t>歷代志上5:18</w:t>
+      </w:r>
+    </w:p>
+    <w:p>
+      <w:pPr>
+        <w:pStyle w:val="ListBullet"/>
+        <w:spacing w:line="240" w:lineRule="auto"/>
+        <w:ind w:left="720"/>
+      </w:pPr>
+      <w:r>
+        <w:rPr>
+          <w:lang w:val="zh_TW" w:bidi="zh_TW"/>
+        </w:rPr>
+      </w:r>
+      <w:r>
+        <w:rPr>
+          <w:lang w:val="zh_TW" w:bidi="zh_TW"/>
+        </w:rPr>
+        <w:t>出埃及記1:1–5</w:t>
+      </w:r>
+    </w:p>
+    <w:p>
+      <w:pPr>
+        <w:pStyle w:val="ListBullet"/>
+        <w:spacing w:line="240" w:lineRule="auto"/>
+        <w:ind w:left="720"/>
+      </w:pPr>
+      <w:r>
+        <w:rPr>
+          <w:lang w:val="zh_TW" w:bidi="zh_TW"/>
+        </w:rPr>
+      </w:r>
+      <w:r>
+        <w:rPr>
+          <w:lang w:val="zh_TW" w:bidi="zh_TW"/>
+        </w:rPr>
+        <w:t>創世記30:11</w:t>
+      </w:r>
+    </w:p>
+    <w:p>
+      <w:pPr>
+        <w:pStyle w:val="ListBullet"/>
+        <w:spacing w:line="240" w:lineRule="auto"/>
+        <w:ind w:left="720"/>
+      </w:pPr>
+      <w:r>
+        <w:rPr>
+          <w:lang w:val="zh_TW" w:bidi="zh_TW"/>
+        </w:rPr>
+      </w:r>
+      <w:r>
+        <w:rPr>
+          <w:lang w:val="zh_TW" w:bidi="zh_TW"/>
+        </w:rPr>
+        <w:t>約書亞記1:12</w:t>
+      </w:r>
+    </w:p>
+    <w:p>
+      <w:pPr>
+        <w:pStyle w:val="ListBullet"/>
+        <w:spacing w:line="240" w:lineRule="auto"/>
+        <w:ind w:left="720"/>
+      </w:pPr>
+      <w:r>
+        <w:rPr>
+          <w:lang w:val="zh_TW" w:bidi="zh_TW"/>
+        </w:rPr>
+      </w:r>
+      <w:r>
+        <w:rPr>
+          <w:lang w:val="zh_TW" w:bidi="zh_TW"/>
+        </w:rPr>
+        <w:t>約書亞記21:38</w:t>
+      </w:r>
     </w:p>
     <w:p>
       <w:pPr>
@@ -4643,90 +4301,66 @@
           <w:lang w:val="zh_TW" w:bidi="zh_TW"/>
         </w:rPr>
       </w:r>
-      <w:hyperlink r:id="rId68">
-        <w:r>
-          <w:rPr>
-            <w:lang w:val="zh_TW" w:bidi="zh_TW"/>
-          </w:rPr>
-          <w:rPr>
-            <w:color w:val="0000EE"/>
-            <w:u w:val="single"/>
-          </w:rPr>
-          <w:t>歷代志上4:13</w:t>
-        </w:r>
-      </w:hyperlink>
-    </w:p>
-    <w:p>
-      <w:pPr>
-        <w:pStyle w:val="ListBullet"/>
-        <w:spacing w:line="240" w:lineRule="auto"/>
-        <w:ind w:left="720"/>
-      </w:pPr>
-      <w:r>
-        <w:rPr>
-          <w:lang w:val="zh_TW" w:bidi="zh_TW"/>
-        </w:rPr>
-      </w:r>
-      <w:hyperlink r:id="rId69">
-        <w:r>
-          <w:rPr>
-            <w:lang w:val="zh_TW" w:bidi="zh_TW"/>
-          </w:rPr>
-          <w:rPr>
-            <w:color w:val="0000EE"/>
-            <w:u w:val="single"/>
-          </w:rPr>
-          <w:t>約書亞記14:6–7</w:t>
-        </w:r>
-      </w:hyperlink>
-    </w:p>
-    <w:p>
-      <w:pPr>
-        <w:pStyle w:val="ListBullet"/>
-        <w:spacing w:line="240" w:lineRule="auto"/>
-        <w:ind w:left="720"/>
-      </w:pPr>
-      <w:r>
-        <w:rPr>
-          <w:lang w:val="zh_TW" w:bidi="zh_TW"/>
-        </w:rPr>
-      </w:r>
-      <w:hyperlink r:id="rId70">
-        <w:r>
-          <w:rPr>
-            <w:lang w:val="zh_TW" w:bidi="zh_TW"/>
-          </w:rPr>
-          <w:rPr>
-            <w:color w:val="0000EE"/>
-            <w:u w:val="single"/>
-          </w:rPr>
-          <w:t>士師記1:12</w:t>
-        </w:r>
-      </w:hyperlink>
-    </w:p>
-    <w:p>
-      <w:pPr>
-        <w:pStyle w:val="ListBullet"/>
-        <w:spacing w:line="240" w:lineRule="auto"/>
-        <w:ind w:left="720"/>
-      </w:pPr>
-      <w:r>
-        <w:rPr>
-          <w:lang w:val="zh_TW" w:bidi="zh_TW"/>
-        </w:rPr>
-      </w:r>
-      <w:hyperlink r:id="rId71">
-        <w:r>
-          <w:rPr>
-            <w:lang w:val="zh_TW" w:bidi="zh_TW"/>
-          </w:rPr>
-          <w:rPr>
-            <w:color w:val="0000EE"/>
-            <w:u w:val="single"/>
-          </w:rPr>
-          <w:t>民數記32:10–12</w:t>
-        </w:r>
-      </w:hyperlink>
+      <w:r>
+        <w:rPr>
+          <w:lang w:val="zh_TW" w:bidi="zh_TW"/>
+        </w:rPr>
+        <w:t>歷代志上4:13</w:t>
+      </w:r>
+    </w:p>
+    <w:p>
+      <w:pPr>
+        <w:pStyle w:val="ListBullet"/>
+        <w:spacing w:line="240" w:lineRule="auto"/>
+        <w:ind w:left="720"/>
+      </w:pPr>
+      <w:r>
+        <w:rPr>
+          <w:lang w:val="zh_TW" w:bidi="zh_TW"/>
+        </w:rPr>
+      </w:r>
+      <w:r>
+        <w:rPr>
+          <w:lang w:val="zh_TW" w:bidi="zh_TW"/>
+        </w:rPr>
+        <w:t>約書亞記14:6–7</w:t>
+      </w:r>
+    </w:p>
+    <w:p>
+      <w:pPr>
+        <w:pStyle w:val="ListBullet"/>
+        <w:spacing w:line="240" w:lineRule="auto"/>
+        <w:ind w:left="720"/>
+      </w:pPr>
+      <w:r>
+        <w:rPr>
+          <w:lang w:val="zh_TW" w:bidi="zh_TW"/>
+        </w:rPr>
+      </w:r>
+      <w:r>
+        <w:rPr>
+          <w:lang w:val="zh_TW" w:bidi="zh_TW"/>
+        </w:rPr>
+        <w:t>士師記1:12</w:t>
+      </w:r>
+    </w:p>
+    <w:p>
+      <w:pPr>
+        <w:pStyle w:val="ListBullet"/>
+        <w:spacing w:line="240" w:lineRule="auto"/>
+        <w:ind w:left="720"/>
+      </w:pPr>
+      <w:r>
+        <w:rPr>
+          <w:lang w:val="zh_TW" w:bidi="zh_TW"/>
+        </w:rPr>
+      </w:r>
+      <w:r>
+        <w:rPr>
+          <w:lang w:val="zh_TW" w:bidi="zh_TW"/>
+        </w:rPr>
+        <w:t>民數記32:10–12</w:t>
+      </w:r>
     </w:p>
     <w:p>
       <w:pPr>
@@ -5135,138 +4769,102 @@
           <w:lang w:val="zh_TW" w:bidi="zh_TW"/>
         </w:rPr>
       </w:r>
-      <w:hyperlink r:id="rId72">
-        <w:r>
-          <w:rPr>
-            <w:lang w:val="zh_TW" w:bidi="zh_TW"/>
-          </w:rPr>
-          <w:rPr>
-            <w:color w:val="0000EE"/>
-            <w:u w:val="single"/>
-          </w:rPr>
-          <w:t>使徒行傳7:4–5</w:t>
-        </w:r>
-      </w:hyperlink>
-    </w:p>
-    <w:p>
-      <w:pPr>
-        <w:pStyle w:val="ListBullet"/>
-        <w:spacing w:line="240" w:lineRule="auto"/>
-        <w:ind w:left="720"/>
-      </w:pPr>
-      <w:r>
-        <w:rPr>
-          <w:lang w:val="zh_TW" w:bidi="zh_TW"/>
-        </w:rPr>
-      </w:r>
-      <w:hyperlink r:id="rId73">
-        <w:r>
-          <w:rPr>
-            <w:lang w:val="zh_TW" w:bidi="zh_TW"/>
-          </w:rPr>
-          <w:rPr>
-            <w:color w:val="0000EE"/>
-            <w:u w:val="single"/>
-          </w:rPr>
-          <w:t>以西結書1:1</w:t>
-        </w:r>
-      </w:hyperlink>
-    </w:p>
-    <w:p>
-      <w:pPr>
-        <w:pStyle w:val="ListBullet"/>
-        <w:spacing w:line="240" w:lineRule="auto"/>
-        <w:ind w:left="720"/>
-      </w:pPr>
-      <w:r>
-        <w:rPr>
-          <w:lang w:val="zh_TW" w:bidi="zh_TW"/>
-        </w:rPr>
-      </w:r>
-      <w:hyperlink r:id="rId74">
-        <w:r>
-          <w:rPr>
-            <w:lang w:val="zh_TW" w:bidi="zh_TW"/>
-          </w:rPr>
-          <w:rPr>
-            <w:color w:val="0000EE"/>
-            <w:u w:val="single"/>
-          </w:rPr>
-          <w:t>創世記11:27–28</w:t>
-        </w:r>
-      </w:hyperlink>
-    </w:p>
-    <w:p>
-      <w:pPr>
-        <w:pStyle w:val="ListBullet"/>
-        <w:spacing w:line="240" w:lineRule="auto"/>
-        <w:ind w:left="720"/>
-      </w:pPr>
-      <w:r>
-        <w:rPr>
-          <w:lang w:val="zh_TW" w:bidi="zh_TW"/>
-        </w:rPr>
-      </w:r>
-      <w:hyperlink r:id="rId75">
-        <w:r>
-          <w:rPr>
-            <w:lang w:val="zh_TW" w:bidi="zh_TW"/>
-          </w:rPr>
-          <w:rPr>
-            <w:color w:val="0000EE"/>
-            <w:u w:val="single"/>
-          </w:rPr>
-          <w:t>創世記11:31–32</w:t>
-        </w:r>
-      </w:hyperlink>
-    </w:p>
-    <w:p>
-      <w:pPr>
-        <w:pStyle w:val="ListBullet"/>
-        <w:spacing w:line="240" w:lineRule="auto"/>
-        <w:ind w:left="720"/>
-      </w:pPr>
-      <w:r>
-        <w:rPr>
-          <w:lang w:val="zh_TW" w:bidi="zh_TW"/>
-        </w:rPr>
-      </w:r>
-      <w:hyperlink r:id="rId76">
-        <w:r>
-          <w:rPr>
-            <w:lang w:val="zh_TW" w:bidi="zh_TW"/>
-          </w:rPr>
-          <w:rPr>
-            <w:color w:val="0000EE"/>
-            <w:u w:val="single"/>
-          </w:rPr>
-          <w:t>創世記15:6–8</w:t>
-        </w:r>
-      </w:hyperlink>
-    </w:p>
-    <w:p>
-      <w:pPr>
-        <w:pStyle w:val="ListBullet"/>
-        <w:spacing w:line="240" w:lineRule="auto"/>
-        <w:ind w:left="720"/>
-      </w:pPr>
-      <w:r>
-        <w:rPr>
-          <w:lang w:val="zh_TW" w:bidi="zh_TW"/>
-        </w:rPr>
-      </w:r>
-      <w:hyperlink r:id="rId77">
-        <w:r>
-          <w:rPr>
-            <w:lang w:val="zh_TW" w:bidi="zh_TW"/>
-          </w:rPr>
-          <w:rPr>
-            <w:color w:val="0000EE"/>
-            <w:u w:val="single"/>
-          </w:rPr>
-          <w:t>以賽亞書13:19</w:t>
-        </w:r>
-      </w:hyperlink>
+      <w:r>
+        <w:rPr>
+          <w:lang w:val="zh_TW" w:bidi="zh_TW"/>
+        </w:rPr>
+        <w:t>使徒行傳7:4–5</w:t>
+      </w:r>
+    </w:p>
+    <w:p>
+      <w:pPr>
+        <w:pStyle w:val="ListBullet"/>
+        <w:spacing w:line="240" w:lineRule="auto"/>
+        <w:ind w:left="720"/>
+      </w:pPr>
+      <w:r>
+        <w:rPr>
+          <w:lang w:val="zh_TW" w:bidi="zh_TW"/>
+        </w:rPr>
+      </w:r>
+      <w:r>
+        <w:rPr>
+          <w:lang w:val="zh_TW" w:bidi="zh_TW"/>
+        </w:rPr>
+        <w:t>以西結書1:1</w:t>
+      </w:r>
+    </w:p>
+    <w:p>
+      <w:pPr>
+        <w:pStyle w:val="ListBullet"/>
+        <w:spacing w:line="240" w:lineRule="auto"/>
+        <w:ind w:left="720"/>
+      </w:pPr>
+      <w:r>
+        <w:rPr>
+          <w:lang w:val="zh_TW" w:bidi="zh_TW"/>
+        </w:rPr>
+      </w:r>
+      <w:r>
+        <w:rPr>
+          <w:lang w:val="zh_TW" w:bidi="zh_TW"/>
+        </w:rPr>
+        <w:t>創世記11:27–28</w:t>
+      </w:r>
+    </w:p>
+    <w:p>
+      <w:pPr>
+        <w:pStyle w:val="ListBullet"/>
+        <w:spacing w:line="240" w:lineRule="auto"/>
+        <w:ind w:left="720"/>
+      </w:pPr>
+      <w:r>
+        <w:rPr>
+          <w:lang w:val="zh_TW" w:bidi="zh_TW"/>
+        </w:rPr>
+      </w:r>
+      <w:r>
+        <w:rPr>
+          <w:lang w:val="zh_TW" w:bidi="zh_TW"/>
+        </w:rPr>
+        <w:t>創世記11:31–32</w:t>
+      </w:r>
+    </w:p>
+    <w:p>
+      <w:pPr>
+        <w:pStyle w:val="ListBullet"/>
+        <w:spacing w:line="240" w:lineRule="auto"/>
+        <w:ind w:left="720"/>
+      </w:pPr>
+      <w:r>
+        <w:rPr>
+          <w:lang w:val="zh_TW" w:bidi="zh_TW"/>
+        </w:rPr>
+      </w:r>
+      <w:r>
+        <w:rPr>
+          <w:lang w:val="zh_TW" w:bidi="zh_TW"/>
+        </w:rPr>
+        <w:t>創世記15:6–8</w:t>
+      </w:r>
+    </w:p>
+    <w:p>
+      <w:pPr>
+        <w:pStyle w:val="ListBullet"/>
+        <w:spacing w:line="240" w:lineRule="auto"/>
+        <w:ind w:left="720"/>
+      </w:pPr>
+      <w:r>
+        <w:rPr>
+          <w:lang w:val="zh_TW" w:bidi="zh_TW"/>
+        </w:rPr>
+      </w:r>
+      <w:r>
+        <w:rPr>
+          <w:lang w:val="zh_TW" w:bidi="zh_TW"/>
+        </w:rPr>
+        <w:t>以賽亞書13:19</w:t>
+      </w:r>
     </w:p>
     <w:p>
       <w:pPr>
@@ -5526,90 +5124,66 @@
           <w:lang w:val="zh_TW" w:bidi="zh_TW"/>
         </w:rPr>
       </w:r>
-      <w:hyperlink r:id="rId78">
-        <w:r>
-          <w:rPr>
-            <w:lang w:val="zh_TW" w:bidi="zh_TW"/>
-          </w:rPr>
-          <w:rPr>
-            <w:color w:val="0000EE"/>
-            <w:u w:val="single"/>
-          </w:rPr>
-          <w:t>列王紀上18:18–19</w:t>
-        </w:r>
-      </w:hyperlink>
-    </w:p>
-    <w:p>
-      <w:pPr>
-        <w:pStyle w:val="ListBullet"/>
-        <w:spacing w:line="240" w:lineRule="auto"/>
-        <w:ind w:left="720"/>
-      </w:pPr>
-      <w:r>
-        <w:rPr>
-          <w:lang w:val="zh_TW" w:bidi="zh_TW"/>
-        </w:rPr>
-      </w:r>
-      <w:hyperlink r:id="rId79">
-        <w:r>
-          <w:rPr>
-            <w:lang w:val="zh_TW" w:bidi="zh_TW"/>
-          </w:rPr>
-          <w:rPr>
-            <w:color w:val="0000EE"/>
-            <w:u w:val="single"/>
-          </w:rPr>
-          <w:t>撒母耳記上15:12</w:t>
-        </w:r>
-      </w:hyperlink>
-    </w:p>
-    <w:p>
-      <w:pPr>
-        <w:pStyle w:val="ListBullet"/>
-        <w:spacing w:line="240" w:lineRule="auto"/>
-        <w:ind w:left="720"/>
-      </w:pPr>
-      <w:r>
-        <w:rPr>
-          <w:lang w:val="zh_TW" w:bidi="zh_TW"/>
-        </w:rPr>
-      </w:r>
-      <w:hyperlink r:id="rId80">
-        <w:r>
-          <w:rPr>
-            <w:lang w:val="zh_TW" w:bidi="zh_TW"/>
-          </w:rPr>
-          <w:rPr>
-            <w:color w:val="0000EE"/>
-            <w:u w:val="single"/>
-          </w:rPr>
-          <w:t>耶利米書46:18</w:t>
-        </w:r>
-      </w:hyperlink>
-    </w:p>
-    <w:p>
-      <w:pPr>
-        <w:pStyle w:val="ListBullet"/>
-        <w:spacing w:line="240" w:lineRule="auto"/>
-        <w:ind w:left="720"/>
-      </w:pPr>
-      <w:r>
-        <w:rPr>
-          <w:lang w:val="zh_TW" w:bidi="zh_TW"/>
-        </w:rPr>
-      </w:r>
-      <w:hyperlink r:id="rId81">
-        <w:r>
-          <w:rPr>
-            <w:lang w:val="zh_TW" w:bidi="zh_TW"/>
-          </w:rPr>
-          <w:rPr>
-            <w:color w:val="0000EE"/>
-            <w:u w:val="single"/>
-          </w:rPr>
-          <w:t>彌迦書7:14–15</w:t>
-        </w:r>
-      </w:hyperlink>
+      <w:r>
+        <w:rPr>
+          <w:lang w:val="zh_TW" w:bidi="zh_TW"/>
+        </w:rPr>
+        <w:t>列王紀上18:18–19</w:t>
+      </w:r>
+    </w:p>
+    <w:p>
+      <w:pPr>
+        <w:pStyle w:val="ListBullet"/>
+        <w:spacing w:line="240" w:lineRule="auto"/>
+        <w:ind w:left="720"/>
+      </w:pPr>
+      <w:r>
+        <w:rPr>
+          <w:lang w:val="zh_TW" w:bidi="zh_TW"/>
+        </w:rPr>
+      </w:r>
+      <w:r>
+        <w:rPr>
+          <w:lang w:val="zh_TW" w:bidi="zh_TW"/>
+        </w:rPr>
+        <w:t>撒母耳記上15:12</w:t>
+      </w:r>
+    </w:p>
+    <w:p>
+      <w:pPr>
+        <w:pStyle w:val="ListBullet"/>
+        <w:spacing w:line="240" w:lineRule="auto"/>
+        <w:ind w:left="720"/>
+      </w:pPr>
+      <w:r>
+        <w:rPr>
+          <w:lang w:val="zh_TW" w:bidi="zh_TW"/>
+        </w:rPr>
+      </w:r>
+      <w:r>
+        <w:rPr>
+          <w:lang w:val="zh_TW" w:bidi="zh_TW"/>
+        </w:rPr>
+        <w:t>耶利米書46:18</w:t>
+      </w:r>
+    </w:p>
+    <w:p>
+      <w:pPr>
+        <w:pStyle w:val="ListBullet"/>
+        <w:spacing w:line="240" w:lineRule="auto"/>
+        <w:ind w:left="720"/>
+      </w:pPr>
+      <w:r>
+        <w:rPr>
+          <w:lang w:val="zh_TW" w:bidi="zh_TW"/>
+        </w:rPr>
+      </w:r>
+      <w:r>
+        <w:rPr>
+          <w:lang w:val="zh_TW" w:bidi="zh_TW"/>
+        </w:rPr>
+        <w:t>彌迦書7:14–15</w:t>
+      </w:r>
     </w:p>
     <w:p>
       <w:pPr>
@@ -5825,42 +5399,30 @@
           <w:lang w:val="zh_TW" w:bidi="zh_TW"/>
         </w:rPr>
       </w:r>
-      <w:hyperlink r:id="rId30">
-        <w:r>
-          <w:rPr>
-            <w:lang w:val="zh_TW" w:bidi="zh_TW"/>
-          </w:rPr>
-          <w:rPr>
-            <w:color w:val="0000EE"/>
-            <w:u w:val="single"/>
-          </w:rPr>
-          <w:t>約翰福音2:1–2</w:t>
-        </w:r>
-      </w:hyperlink>
-    </w:p>
-    <w:p>
-      <w:pPr>
-        <w:pStyle w:val="ListBullet"/>
-        <w:spacing w:line="240" w:lineRule="auto"/>
-        <w:ind w:left="720"/>
-      </w:pPr>
-      <w:r>
-        <w:rPr>
-          <w:lang w:val="zh_TW" w:bidi="zh_TW"/>
-        </w:rPr>
-      </w:r>
-      <w:hyperlink r:id="rId82">
-        <w:r>
-          <w:rPr>
-            <w:lang w:val="zh_TW" w:bidi="zh_TW"/>
-          </w:rPr>
-          <w:rPr>
-            <w:color w:val="0000EE"/>
-            <w:u w:val="single"/>
-          </w:rPr>
-          <w:t>約翰福音4:46–47</w:t>
-        </w:r>
-      </w:hyperlink>
+      <w:r>
+        <w:rPr>
+          <w:lang w:val="zh_TW" w:bidi="zh_TW"/>
+        </w:rPr>
+        <w:t>約翰福音2:1–2</w:t>
+      </w:r>
+    </w:p>
+    <w:p>
+      <w:pPr>
+        <w:pStyle w:val="ListBullet"/>
+        <w:spacing w:line="240" w:lineRule="auto"/>
+        <w:ind w:left="720"/>
+      </w:pPr>
+      <w:r>
+        <w:rPr>
+          <w:lang w:val="zh_TW" w:bidi="zh_TW"/>
+        </w:rPr>
+      </w:r>
+      <w:r>
+        <w:rPr>
+          <w:lang w:val="zh_TW" w:bidi="zh_TW"/>
+        </w:rPr>
+        <w:t>約翰福音4:46–47</w:t>
+      </w:r>
     </w:p>
     <w:p>
       <w:pPr>
@@ -6078,138 +5640,102 @@
           <w:lang w:val="zh_TW" w:bidi="zh_TW"/>
         </w:rPr>
       </w:r>
-      <w:hyperlink r:id="rId83">
-        <w:r>
-          <w:rPr>
-            <w:lang w:val="zh_TW" w:bidi="zh_TW"/>
-          </w:rPr>
-          <w:rPr>
-            <w:color w:val="0000EE"/>
-            <w:u w:val="single"/>
-          </w:rPr>
-          <w:t>使徒行傳13:19–20</w:t>
-        </w:r>
-      </w:hyperlink>
-    </w:p>
-    <w:p>
-      <w:pPr>
-        <w:pStyle w:val="ListBullet"/>
-        <w:spacing w:line="240" w:lineRule="auto"/>
-        <w:ind w:left="720"/>
-      </w:pPr>
-      <w:r>
-        <w:rPr>
-          <w:lang w:val="zh_TW" w:bidi="zh_TW"/>
-        </w:rPr>
-      </w:r>
-      <w:hyperlink r:id="rId84">
-        <w:r>
-          <w:rPr>
-            <w:lang w:val="zh_TW" w:bidi="zh_TW"/>
-          </w:rPr>
-          <w:rPr>
-            <w:color w:val="0000EE"/>
-            <w:u w:val="single"/>
-          </w:rPr>
-          <w:t>出埃及記3:7–8</w:t>
-        </w:r>
-      </w:hyperlink>
-    </w:p>
-    <w:p>
-      <w:pPr>
-        <w:pStyle w:val="ListBullet"/>
-        <w:spacing w:line="240" w:lineRule="auto"/>
-        <w:ind w:left="720"/>
-      </w:pPr>
-      <w:r>
-        <w:rPr>
-          <w:lang w:val="zh_TW" w:bidi="zh_TW"/>
-        </w:rPr>
-      </w:r>
-      <w:hyperlink r:id="rId85">
-        <w:r>
-          <w:rPr>
-            <w:lang w:val="zh_TW" w:bidi="zh_TW"/>
-          </w:rPr>
-          <w:rPr>
-            <w:color w:val="0000EE"/>
-            <w:u w:val="single"/>
-          </w:rPr>
-          <w:t>創世記9:18</w:t>
-        </w:r>
-      </w:hyperlink>
-    </w:p>
-    <w:p>
-      <w:pPr>
-        <w:pStyle w:val="ListBullet"/>
-        <w:spacing w:line="240" w:lineRule="auto"/>
-        <w:ind w:left="720"/>
-      </w:pPr>
-      <w:r>
-        <w:rPr>
-          <w:lang w:val="zh_TW" w:bidi="zh_TW"/>
-        </w:rPr>
-      </w:r>
-      <w:hyperlink r:id="rId86">
-        <w:r>
-          <w:rPr>
-            <w:lang w:val="zh_TW" w:bidi="zh_TW"/>
-          </w:rPr>
-          <w:rPr>
-            <w:color w:val="0000EE"/>
-            <w:u w:val="single"/>
-          </w:rPr>
-          <w:t>創世記10:19–20</w:t>
-        </w:r>
-      </w:hyperlink>
-    </w:p>
-    <w:p>
-      <w:pPr>
-        <w:pStyle w:val="ListBullet"/>
-        <w:spacing w:line="240" w:lineRule="auto"/>
-        <w:ind w:left="720"/>
-      </w:pPr>
-      <w:r>
-        <w:rPr>
-          <w:lang w:val="zh_TW" w:bidi="zh_TW"/>
-        </w:rPr>
-      </w:r>
-      <w:hyperlink r:id="rId87">
-        <w:r>
-          <w:rPr>
-            <w:lang w:val="zh_TW" w:bidi="zh_TW"/>
-          </w:rPr>
-          <w:rPr>
-            <w:color w:val="0000EE"/>
-            <w:u w:val="single"/>
-          </w:rPr>
-          <w:t>創世記13:7</w:t>
-        </w:r>
-      </w:hyperlink>
-    </w:p>
-    <w:p>
-      <w:pPr>
-        <w:pStyle w:val="ListBullet"/>
-        <w:spacing w:line="240" w:lineRule="auto"/>
-        <w:ind w:left="720"/>
-      </w:pPr>
-      <w:r>
-        <w:rPr>
-          <w:lang w:val="zh_TW" w:bidi="zh_TW"/>
-        </w:rPr>
-      </w:r>
-      <w:hyperlink r:id="rId88">
-        <w:r>
-          <w:rPr>
-            <w:lang w:val="zh_TW" w:bidi="zh_TW"/>
-          </w:rPr>
-          <w:rPr>
-            <w:color w:val="0000EE"/>
-            <w:u w:val="single"/>
-          </w:rPr>
-          <w:t>創世記47:2</w:t>
-        </w:r>
-      </w:hyperlink>
+      <w:r>
+        <w:rPr>
+          <w:lang w:val="zh_TW" w:bidi="zh_TW"/>
+        </w:rPr>
+        <w:t>使徒行傳13:19–20</w:t>
+      </w:r>
+    </w:p>
+    <w:p>
+      <w:pPr>
+        <w:pStyle w:val="ListBullet"/>
+        <w:spacing w:line="240" w:lineRule="auto"/>
+        <w:ind w:left="720"/>
+      </w:pPr>
+      <w:r>
+        <w:rPr>
+          <w:lang w:val="zh_TW" w:bidi="zh_TW"/>
+        </w:rPr>
+      </w:r>
+      <w:r>
+        <w:rPr>
+          <w:lang w:val="zh_TW" w:bidi="zh_TW"/>
+        </w:rPr>
+        <w:t>出埃及記3:7–8</w:t>
+      </w:r>
+    </w:p>
+    <w:p>
+      <w:pPr>
+        <w:pStyle w:val="ListBullet"/>
+        <w:spacing w:line="240" w:lineRule="auto"/>
+        <w:ind w:left="720"/>
+      </w:pPr>
+      <w:r>
+        <w:rPr>
+          <w:lang w:val="zh_TW" w:bidi="zh_TW"/>
+        </w:rPr>
+      </w:r>
+      <w:r>
+        <w:rPr>
+          <w:lang w:val="zh_TW" w:bidi="zh_TW"/>
+        </w:rPr>
+        <w:t>創世記9:18</w:t>
+      </w:r>
+    </w:p>
+    <w:p>
+      <w:pPr>
+        <w:pStyle w:val="ListBullet"/>
+        <w:spacing w:line="240" w:lineRule="auto"/>
+        <w:ind w:left="720"/>
+      </w:pPr>
+      <w:r>
+        <w:rPr>
+          <w:lang w:val="zh_TW" w:bidi="zh_TW"/>
+        </w:rPr>
+      </w:r>
+      <w:r>
+        <w:rPr>
+          <w:lang w:val="zh_TW" w:bidi="zh_TW"/>
+        </w:rPr>
+        <w:t>創世記10:19–20</w:t>
+      </w:r>
+    </w:p>
+    <w:p>
+      <w:pPr>
+        <w:pStyle w:val="ListBullet"/>
+        <w:spacing w:line="240" w:lineRule="auto"/>
+        <w:ind w:left="720"/>
+      </w:pPr>
+      <w:r>
+        <w:rPr>
+          <w:lang w:val="zh_TW" w:bidi="zh_TW"/>
+        </w:rPr>
+      </w:r>
+      <w:r>
+        <w:rPr>
+          <w:lang w:val="zh_TW" w:bidi="zh_TW"/>
+        </w:rPr>
+        <w:t>創世記13:7</w:t>
+      </w:r>
+    </w:p>
+    <w:p>
+      <w:pPr>
+        <w:pStyle w:val="ListBullet"/>
+        <w:spacing w:line="240" w:lineRule="auto"/>
+        <w:ind w:left="720"/>
+      </w:pPr>
+      <w:r>
+        <w:rPr>
+          <w:lang w:val="zh_TW" w:bidi="zh_TW"/>
+        </w:rPr>
+      </w:r>
+      <w:r>
+        <w:rPr>
+          <w:lang w:val="zh_TW" w:bidi="zh_TW"/>
+        </w:rPr>
+        <w:t>創世記47:2</w:t>
+      </w:r>
     </w:p>
     <w:p>
       <w:pPr>
@@ -6718,90 +6244,66 @@
           <w:lang w:val="zh_TW" w:bidi="zh_TW"/>
         </w:rPr>
       </w:r>
-      <w:hyperlink r:id="rId89">
-        <w:r>
-          <w:rPr>
-            <w:lang w:val="zh_TW" w:bidi="zh_TW"/>
-          </w:rPr>
-          <w:rPr>
-            <w:color w:val="0000EE"/>
-            <w:u w:val="single"/>
-          </w:rPr>
-          <w:t>列王紀上2:39</w:t>
-        </w:r>
-      </w:hyperlink>
-    </w:p>
-    <w:p>
-      <w:pPr>
-        <w:pStyle w:val="ListBullet"/>
-        <w:spacing w:line="240" w:lineRule="auto"/>
-        <w:ind w:left="720"/>
-      </w:pPr>
-      <w:r>
-        <w:rPr>
-          <w:lang w:val="zh_TW" w:bidi="zh_TW"/>
-        </w:rPr>
-      </w:r>
-      <w:hyperlink r:id="rId90">
-        <w:r>
-          <w:rPr>
-            <w:lang w:val="zh_TW" w:bidi="zh_TW"/>
-          </w:rPr>
-          <w:rPr>
-            <w:color w:val="0000EE"/>
-            <w:u w:val="single"/>
-          </w:rPr>
-          <w:t>撒母耳記上5:8–9</w:t>
-        </w:r>
-      </w:hyperlink>
-    </w:p>
-    <w:p>
-      <w:pPr>
-        <w:pStyle w:val="ListBullet"/>
-        <w:spacing w:line="240" w:lineRule="auto"/>
-        <w:ind w:left="720"/>
-      </w:pPr>
-      <w:r>
-        <w:rPr>
-          <w:lang w:val="zh_TW" w:bidi="zh_TW"/>
-        </w:rPr>
-      </w:r>
-      <w:hyperlink r:id="rId91">
-        <w:r>
-          <w:rPr>
-            <w:lang w:val="zh_TW" w:bidi="zh_TW"/>
-          </w:rPr>
-          <w:rPr>
-            <w:color w:val="0000EE"/>
-            <w:u w:val="single"/>
-          </w:rPr>
-          <w:t>歷代志下26:6–8</w:t>
-        </w:r>
-      </w:hyperlink>
-    </w:p>
-    <w:p>
-      <w:pPr>
-        <w:pStyle w:val="ListBullet"/>
-        <w:spacing w:line="240" w:lineRule="auto"/>
-        <w:ind w:left="720"/>
-      </w:pPr>
-      <w:r>
-        <w:rPr>
-          <w:lang w:val="zh_TW" w:bidi="zh_TW"/>
-        </w:rPr>
-      </w:r>
-      <w:hyperlink r:id="rId92">
-        <w:r>
-          <w:rPr>
-            <w:lang w:val="zh_TW" w:bidi="zh_TW"/>
-          </w:rPr>
-          <w:rPr>
-            <w:color w:val="0000EE"/>
-            <w:u w:val="single"/>
-          </w:rPr>
-          <w:t>約書亞記11:21–22</w:t>
-        </w:r>
-      </w:hyperlink>
+      <w:r>
+        <w:rPr>
+          <w:lang w:val="zh_TW" w:bidi="zh_TW"/>
+        </w:rPr>
+        <w:t>列王紀上2:39</w:t>
+      </w:r>
+    </w:p>
+    <w:p>
+      <w:pPr>
+        <w:pStyle w:val="ListBullet"/>
+        <w:spacing w:line="240" w:lineRule="auto"/>
+        <w:ind w:left="720"/>
+      </w:pPr>
+      <w:r>
+        <w:rPr>
+          <w:lang w:val="zh_TW" w:bidi="zh_TW"/>
+        </w:rPr>
+      </w:r>
+      <w:r>
+        <w:rPr>
+          <w:lang w:val="zh_TW" w:bidi="zh_TW"/>
+        </w:rPr>
+        <w:t>撒母耳記上5:8–9</w:t>
+      </w:r>
+    </w:p>
+    <w:p>
+      <w:pPr>
+        <w:pStyle w:val="ListBullet"/>
+        <w:spacing w:line="240" w:lineRule="auto"/>
+        <w:ind w:left="720"/>
+      </w:pPr>
+      <w:r>
+        <w:rPr>
+          <w:lang w:val="zh_TW" w:bidi="zh_TW"/>
+        </w:rPr>
+      </w:r>
+      <w:r>
+        <w:rPr>
+          <w:lang w:val="zh_TW" w:bidi="zh_TW"/>
+        </w:rPr>
+        <w:t>歷代志下26:6–8</w:t>
+      </w:r>
+    </w:p>
+    <w:p>
+      <w:pPr>
+        <w:pStyle w:val="ListBullet"/>
+        <w:spacing w:line="240" w:lineRule="auto"/>
+        <w:ind w:left="720"/>
+      </w:pPr>
+      <w:r>
+        <w:rPr>
+          <w:lang w:val="zh_TW" w:bidi="zh_TW"/>
+        </w:rPr>
+      </w:r>
+      <w:r>
+        <w:rPr>
+          <w:lang w:val="zh_TW" w:bidi="zh_TW"/>
+        </w:rPr>
+        <w:t>約書亞記11:21–22</w:t>
+      </w:r>
     </w:p>
     <w:p>
       <w:pPr>
@@ -7419,114 +6921,84 @@
           <w:lang w:val="zh_TW" w:bidi="zh_TW"/>
         </w:rPr>
       </w:r>
-      <w:hyperlink r:id="rId93">
-        <w:r>
-          <w:rPr>
-            <w:lang w:val="zh_TW" w:bidi="zh_TW"/>
-          </w:rPr>
-          <w:rPr>
-            <w:color w:val="0000EE"/>
-            <w:u w:val="single"/>
-          </w:rPr>
-          <w:t>列王紀上8:1–2</w:t>
-        </w:r>
-      </w:hyperlink>
-    </w:p>
-    <w:p>
-      <w:pPr>
-        <w:pStyle w:val="ListBullet"/>
-        <w:spacing w:line="240" w:lineRule="auto"/>
-        <w:ind w:left="720"/>
-      </w:pPr>
-      <w:r>
-        <w:rPr>
-          <w:lang w:val="zh_TW" w:bidi="zh_TW"/>
-        </w:rPr>
-      </w:r>
-      <w:hyperlink r:id="rId94">
-        <w:r>
-          <w:rPr>
-            <w:lang w:val="zh_TW" w:bidi="zh_TW"/>
-          </w:rPr>
-          <w:rPr>
-            <w:color w:val="0000EE"/>
-            <w:u w:val="single"/>
-          </w:rPr>
-          <w:t>撒母耳記上18:18</w:t>
-        </w:r>
-      </w:hyperlink>
-    </w:p>
-    <w:p>
-      <w:pPr>
-        <w:pStyle w:val="ListBullet"/>
-        <w:spacing w:line="240" w:lineRule="auto"/>
-        <w:ind w:left="720"/>
-      </w:pPr>
-      <w:r>
-        <w:rPr>
-          <w:lang w:val="zh_TW" w:bidi="zh_TW"/>
-        </w:rPr>
-      </w:r>
-      <w:hyperlink r:id="rId95">
-        <w:r>
-          <w:rPr>
-            <w:lang w:val="zh_TW" w:bidi="zh_TW"/>
-          </w:rPr>
-          <w:rPr>
-            <w:color w:val="0000EE"/>
-            <w:u w:val="single"/>
-          </w:rPr>
-          <w:t>出埃及記1:21</w:t>
-        </w:r>
-      </w:hyperlink>
-    </w:p>
-    <w:p>
-      <w:pPr>
-        <w:pStyle w:val="ListBullet"/>
-        <w:spacing w:line="240" w:lineRule="auto"/>
-        <w:ind w:left="720"/>
-      </w:pPr>
-      <w:r>
-        <w:rPr>
-          <w:lang w:val="zh_TW" w:bidi="zh_TW"/>
-        </w:rPr>
-      </w:r>
-      <w:hyperlink r:id="rId96">
-        <w:r>
-          <w:rPr>
-            <w:lang w:val="zh_TW" w:bidi="zh_TW"/>
-          </w:rPr>
-          <w:rPr>
-            <w:color w:val="0000EE"/>
-            <w:u w:val="single"/>
-          </w:rPr>
-          <w:t>約書亞記2:12–13</w:t>
-        </w:r>
-      </w:hyperlink>
-    </w:p>
-    <w:p>
-      <w:pPr>
-        <w:pStyle w:val="ListBullet"/>
-        <w:spacing w:line="240" w:lineRule="auto"/>
-        <w:ind w:left="720"/>
-      </w:pPr>
-      <w:r>
-        <w:rPr>
-          <w:lang w:val="zh_TW" w:bidi="zh_TW"/>
-        </w:rPr>
-      </w:r>
-      <w:hyperlink r:id="rId97">
-        <w:r>
-          <w:rPr>
-            <w:lang w:val="zh_TW" w:bidi="zh_TW"/>
-          </w:rPr>
-          <w:rPr>
-            <w:color w:val="0000EE"/>
-            <w:u w:val="single"/>
-          </w:rPr>
-          <w:t>路加福音2:4</w:t>
-        </w:r>
-      </w:hyperlink>
+      <w:r>
+        <w:rPr>
+          <w:lang w:val="zh_TW" w:bidi="zh_TW"/>
+        </w:rPr>
+        <w:t>列王紀上8:1–2</w:t>
+      </w:r>
+    </w:p>
+    <w:p>
+      <w:pPr>
+        <w:pStyle w:val="ListBullet"/>
+        <w:spacing w:line="240" w:lineRule="auto"/>
+        <w:ind w:left="720"/>
+      </w:pPr>
+      <w:r>
+        <w:rPr>
+          <w:lang w:val="zh_TW" w:bidi="zh_TW"/>
+        </w:rPr>
+      </w:r>
+      <w:r>
+        <w:rPr>
+          <w:lang w:val="zh_TW" w:bidi="zh_TW"/>
+        </w:rPr>
+        <w:t>撒母耳記上18:18</w:t>
+      </w:r>
+    </w:p>
+    <w:p>
+      <w:pPr>
+        <w:pStyle w:val="ListBullet"/>
+        <w:spacing w:line="240" w:lineRule="auto"/>
+        <w:ind w:left="720"/>
+      </w:pPr>
+      <w:r>
+        <w:rPr>
+          <w:lang w:val="zh_TW" w:bidi="zh_TW"/>
+        </w:rPr>
+      </w:r>
+      <w:r>
+        <w:rPr>
+          <w:lang w:val="zh_TW" w:bidi="zh_TW"/>
+        </w:rPr>
+        <w:t>出埃及記1:21</w:t>
+      </w:r>
+    </w:p>
+    <w:p>
+      <w:pPr>
+        <w:pStyle w:val="ListBullet"/>
+        <w:spacing w:line="240" w:lineRule="auto"/>
+        <w:ind w:left="720"/>
+      </w:pPr>
+      <w:r>
+        <w:rPr>
+          <w:lang w:val="zh_TW" w:bidi="zh_TW"/>
+        </w:rPr>
+      </w:r>
+      <w:r>
+        <w:rPr>
+          <w:lang w:val="zh_TW" w:bidi="zh_TW"/>
+        </w:rPr>
+        <w:t>約書亞記2:12–13</w:t>
+      </w:r>
+    </w:p>
+    <w:p>
+      <w:pPr>
+        <w:pStyle w:val="ListBullet"/>
+        <w:spacing w:line="240" w:lineRule="auto"/>
+        <w:ind w:left="720"/>
+      </w:pPr>
+      <w:r>
+        <w:rPr>
+          <w:lang w:val="zh_TW" w:bidi="zh_TW"/>
+        </w:rPr>
+      </w:r>
+      <w:r>
+        <w:rPr>
+          <w:lang w:val="zh_TW" w:bidi="zh_TW"/>
+        </w:rPr>
+        <w:t>路加福音2:4</w:t>
+      </w:r>
     </w:p>
     <w:p>
       <w:pPr>
@@ -7775,162 +7247,120 @@
           <w:lang w:val="zh_TW" w:bidi="zh_TW"/>
         </w:rPr>
       </w:r>
-      <w:hyperlink r:id="rId98">
-        <w:r>
-          <w:rPr>
-            <w:lang w:val="zh_TW" w:bidi="zh_TW"/>
-          </w:rPr>
-          <w:rPr>
-            <w:color w:val="0000EE"/>
-            <w:u w:val="single"/>
-          </w:rPr>
-          <w:t>加拉太書2:13</w:t>
-        </w:r>
-      </w:hyperlink>
-    </w:p>
-    <w:p>
-      <w:pPr>
-        <w:pStyle w:val="ListBullet"/>
-        <w:spacing w:line="240" w:lineRule="auto"/>
-        <w:ind w:left="720"/>
-      </w:pPr>
-      <w:r>
-        <w:rPr>
-          <w:lang w:val="zh_TW" w:bidi="zh_TW"/>
-        </w:rPr>
-      </w:r>
-      <w:hyperlink r:id="rId99">
-        <w:r>
-          <w:rPr>
-            <w:lang w:val="zh_TW" w:bidi="zh_TW"/>
-          </w:rPr>
-          <w:rPr>
-            <w:color w:val="0000EE"/>
-            <w:u w:val="single"/>
-          </w:rPr>
-          <w:t>路加福音6:41–42</w:t>
-        </w:r>
-      </w:hyperlink>
-    </w:p>
-    <w:p>
-      <w:pPr>
-        <w:pStyle w:val="ListBullet"/>
-        <w:spacing w:line="240" w:lineRule="auto"/>
-        <w:ind w:left="720"/>
-      </w:pPr>
-      <w:r>
-        <w:rPr>
-          <w:lang w:val="zh_TW" w:bidi="zh_TW"/>
-        </w:rPr>
-      </w:r>
-      <w:hyperlink r:id="rId100">
-        <w:r>
-          <w:rPr>
-            <w:lang w:val="zh_TW" w:bidi="zh_TW"/>
-          </w:rPr>
-          <w:rPr>
-            <w:color w:val="0000EE"/>
-            <w:u w:val="single"/>
-          </w:rPr>
-          <w:t>路加福音12:54–56</w:t>
-        </w:r>
-      </w:hyperlink>
-    </w:p>
-    <w:p>
-      <w:pPr>
-        <w:pStyle w:val="ListBullet"/>
-        <w:spacing w:line="240" w:lineRule="auto"/>
-        <w:ind w:left="720"/>
-      </w:pPr>
-      <w:r>
-        <w:rPr>
-          <w:lang w:val="zh_TW" w:bidi="zh_TW"/>
-        </w:rPr>
-      </w:r>
-      <w:hyperlink r:id="rId101">
-        <w:r>
-          <w:rPr>
-            <w:lang w:val="zh_TW" w:bidi="zh_TW"/>
-          </w:rPr>
-          <w:rPr>
-            <w:color w:val="0000EE"/>
-            <w:u w:val="single"/>
-          </w:rPr>
-          <w:t>路加福音13:15</w:t>
-        </w:r>
-      </w:hyperlink>
-    </w:p>
-    <w:p>
-      <w:pPr>
-        <w:pStyle w:val="ListBullet"/>
-        <w:spacing w:line="240" w:lineRule="auto"/>
-        <w:ind w:left="720"/>
-      </w:pPr>
-      <w:r>
-        <w:rPr>
-          <w:lang w:val="zh_TW" w:bidi="zh_TW"/>
-        </w:rPr>
-      </w:r>
-      <w:hyperlink r:id="rId102">
-        <w:r>
-          <w:rPr>
-            <w:lang w:val="zh_TW" w:bidi="zh_TW"/>
-          </w:rPr>
-          <w:rPr>
-            <w:color w:val="0000EE"/>
-            <w:u w:val="single"/>
-          </w:rPr>
-          <w:t>馬可福音7:6–7</w:t>
-        </w:r>
-      </w:hyperlink>
-    </w:p>
-    <w:p>
-      <w:pPr>
-        <w:pStyle w:val="ListBullet"/>
-        <w:spacing w:line="240" w:lineRule="auto"/>
-        <w:ind w:left="720"/>
-      </w:pPr>
-      <w:r>
-        <w:rPr>
-          <w:lang w:val="zh_TW" w:bidi="zh_TW"/>
-        </w:rPr>
-      </w:r>
-      <w:hyperlink r:id="rId103">
-        <w:r>
-          <w:rPr>
-            <w:lang w:val="zh_TW" w:bidi="zh_TW"/>
-          </w:rPr>
-          <w:rPr>
-            <w:color w:val="0000EE"/>
-            <w:u w:val="single"/>
-          </w:rPr>
-          <w:t>馬太福音6:1–2</w:t>
-        </w:r>
-      </w:hyperlink>
-    </w:p>
-    <w:p>
-      <w:pPr>
-        <w:pStyle w:val="ListBullet"/>
-        <w:spacing w:line="240" w:lineRule="auto"/>
-        <w:ind w:left="720"/>
-      </w:pPr>
-      <w:r>
-        <w:rPr>
-          <w:lang w:val="zh_TW" w:bidi="zh_TW"/>
-        </w:rPr>
-      </w:r>
-      <w:hyperlink r:id="rId104">
-        <w:r>
-          <w:rPr>
-            <w:lang w:val="zh_TW" w:bidi="zh_TW"/>
-          </w:rPr>
-          <w:rPr>
-            <w:color w:val="0000EE"/>
-            <w:u w:val="single"/>
-          </w:rPr>
-          <w:t>羅馬書12:9</w:t>
-        </w:r>
-      </w:hyperlink>
+      <w:r>
+        <w:rPr>
+          <w:lang w:val="zh_TW" w:bidi="zh_TW"/>
+        </w:rPr>
+        <w:t>加拉太書2:13</w:t>
+      </w:r>
+    </w:p>
+    <w:p>
+      <w:pPr>
+        <w:pStyle w:val="ListBullet"/>
+        <w:spacing w:line="240" w:lineRule="auto"/>
+        <w:ind w:left="720"/>
+      </w:pPr>
+      <w:r>
+        <w:rPr>
+          <w:lang w:val="zh_TW" w:bidi="zh_TW"/>
+        </w:rPr>
+      </w:r>
+      <w:r>
+        <w:rPr>
+          <w:lang w:val="zh_TW" w:bidi="zh_TW"/>
+        </w:rPr>
+        <w:t>路加福音6:41–42</w:t>
+      </w:r>
+    </w:p>
+    <w:p>
+      <w:pPr>
+        <w:pStyle w:val="ListBullet"/>
+        <w:spacing w:line="240" w:lineRule="auto"/>
+        <w:ind w:left="720"/>
+      </w:pPr>
+      <w:r>
+        <w:rPr>
+          <w:lang w:val="zh_TW" w:bidi="zh_TW"/>
+        </w:rPr>
+      </w:r>
+      <w:r>
+        <w:rPr>
+          <w:lang w:val="zh_TW" w:bidi="zh_TW"/>
+        </w:rPr>
+        <w:t>路加福音12:54–56</w:t>
+      </w:r>
+    </w:p>
+    <w:p>
+      <w:pPr>
+        <w:pStyle w:val="ListBullet"/>
+        <w:spacing w:line="240" w:lineRule="auto"/>
+        <w:ind w:left="720"/>
+      </w:pPr>
+      <w:r>
+        <w:rPr>
+          <w:lang w:val="zh_TW" w:bidi="zh_TW"/>
+        </w:rPr>
+      </w:r>
+      <w:r>
+        <w:rPr>
+          <w:lang w:val="zh_TW" w:bidi="zh_TW"/>
+        </w:rPr>
+        <w:t>路加福音13:15</w:t>
+      </w:r>
+    </w:p>
+    <w:p>
+      <w:pPr>
+        <w:pStyle w:val="ListBullet"/>
+        <w:spacing w:line="240" w:lineRule="auto"/>
+        <w:ind w:left="720"/>
+      </w:pPr>
+      <w:r>
+        <w:rPr>
+          <w:lang w:val="zh_TW" w:bidi="zh_TW"/>
+        </w:rPr>
+      </w:r>
+      <w:r>
+        <w:rPr>
+          <w:lang w:val="zh_TW" w:bidi="zh_TW"/>
+        </w:rPr>
+        <w:t>馬可福音7:6–7</w:t>
+      </w:r>
+    </w:p>
+    <w:p>
+      <w:pPr>
+        <w:pStyle w:val="ListBullet"/>
+        <w:spacing w:line="240" w:lineRule="auto"/>
+        <w:ind w:left="720"/>
+      </w:pPr>
+      <w:r>
+        <w:rPr>
+          <w:lang w:val="zh_TW" w:bidi="zh_TW"/>
+        </w:rPr>
+      </w:r>
+      <w:r>
+        <w:rPr>
+          <w:lang w:val="zh_TW" w:bidi="zh_TW"/>
+        </w:rPr>
+        <w:t>馬太福音6:1–2</w:t>
+      </w:r>
+    </w:p>
+    <w:p>
+      <w:pPr>
+        <w:pStyle w:val="ListBullet"/>
+        <w:spacing w:line="240" w:lineRule="auto"/>
+        <w:ind w:left="720"/>
+      </w:pPr>
+      <w:r>
+        <w:rPr>
+          <w:lang w:val="zh_TW" w:bidi="zh_TW"/>
+        </w:rPr>
+      </w:r>
+      <w:r>
+        <w:rPr>
+          <w:lang w:val="zh_TW" w:bidi="zh_TW"/>
+        </w:rPr>
+        <w:t>羅馬書12:9</w:t>
+      </w:r>
     </w:p>
     <w:p>
       <w:pPr>
@@ -8483,330 +7913,246 @@
           <w:lang w:val="zh_TW" w:bidi="zh_TW"/>
         </w:rPr>
       </w:r>
-      <w:hyperlink r:id="rId105">
-        <w:r>
-          <w:rPr>
-            <w:lang w:val="zh_TW" w:bidi="zh_TW"/>
-          </w:rPr>
-          <w:rPr>
-            <w:color w:val="0000EE"/>
-            <w:u w:val="single"/>
-          </w:rPr>
-          <w:t>創世記35:2</w:t>
-        </w:r>
-      </w:hyperlink>
-    </w:p>
-    <w:p>
-      <w:pPr>
-        <w:pStyle w:val="ListBullet"/>
-        <w:spacing w:line="240" w:lineRule="auto"/>
-        <w:ind w:left="720"/>
-      </w:pPr>
-      <w:r>
-        <w:rPr>
-          <w:lang w:val="zh_TW" w:bidi="zh_TW"/>
-        </w:rPr>
-      </w:r>
-      <w:hyperlink r:id="rId106">
-        <w:r>
-          <w:rPr>
-            <w:lang w:val="zh_TW" w:bidi="zh_TW"/>
-          </w:rPr>
-          <w:rPr>
-            <w:color w:val="0000EE"/>
-            <w:u w:val="single"/>
-          </w:rPr>
-          <w:t>出埃及記32:1</w:t>
-        </w:r>
-      </w:hyperlink>
-    </w:p>
-    <w:p>
-      <w:pPr>
-        <w:pStyle w:val="ListBullet"/>
-        <w:spacing w:line="240" w:lineRule="auto"/>
-        <w:ind w:left="720"/>
-      </w:pPr>
-      <w:r>
-        <w:rPr>
-          <w:lang w:val="zh_TW" w:bidi="zh_TW"/>
-        </w:rPr>
-      </w:r>
-      <w:hyperlink r:id="rId107">
-        <w:r>
-          <w:rPr>
-            <w:lang w:val="zh_TW" w:bidi="zh_TW"/>
-          </w:rPr>
-          <w:rPr>
-            <w:color w:val="0000EE"/>
-            <w:u w:val="single"/>
-          </w:rPr>
-          <w:t>詩篇31:6</w:t>
-        </w:r>
-      </w:hyperlink>
-    </w:p>
-    <w:p>
-      <w:pPr>
-        <w:pStyle w:val="ListBullet"/>
-        <w:spacing w:line="240" w:lineRule="auto"/>
-        <w:ind w:left="720"/>
-      </w:pPr>
-      <w:r>
-        <w:rPr>
-          <w:lang w:val="zh_TW" w:bidi="zh_TW"/>
-        </w:rPr>
-      </w:r>
-      <w:hyperlink r:id="rId108">
-        <w:r>
-          <w:rPr>
-            <w:lang w:val="zh_TW" w:bidi="zh_TW"/>
-          </w:rPr>
-          <w:rPr>
-            <w:color w:val="0000EE"/>
-            <w:u w:val="single"/>
-          </w:rPr>
-          <w:t>詩篇81:8–10</w:t>
-        </w:r>
-      </w:hyperlink>
-    </w:p>
-    <w:p>
-      <w:pPr>
-        <w:pStyle w:val="ListBullet"/>
-        <w:spacing w:line="240" w:lineRule="auto"/>
-        <w:ind w:left="720"/>
-      </w:pPr>
-      <w:r>
-        <w:rPr>
-          <w:lang w:val="zh_TW" w:bidi="zh_TW"/>
-        </w:rPr>
-      </w:r>
-      <w:hyperlink r:id="rId109">
-        <w:r>
-          <w:rPr>
-            <w:lang w:val="zh_TW" w:bidi="zh_TW"/>
-          </w:rPr>
-          <w:rPr>
-            <w:color w:val="0000EE"/>
-            <w:u w:val="single"/>
-          </w:rPr>
-          <w:t>以賽亞書44:20</w:t>
-        </w:r>
-      </w:hyperlink>
-    </w:p>
-    <w:p>
-      <w:pPr>
-        <w:pStyle w:val="ListBullet"/>
-        <w:spacing w:line="240" w:lineRule="auto"/>
-        <w:ind w:left="720"/>
-      </w:pPr>
-      <w:r>
-        <w:rPr>
-          <w:lang w:val="zh_TW" w:bidi="zh_TW"/>
-        </w:rPr>
-      </w:r>
-      <w:hyperlink r:id="rId110">
-        <w:r>
-          <w:rPr>
-            <w:lang w:val="zh_TW" w:bidi="zh_TW"/>
-          </w:rPr>
-          <w:rPr>
-            <w:color w:val="0000EE"/>
-            <w:u w:val="single"/>
-          </w:rPr>
-          <w:t>使徒行傳7:41</w:t>
-        </w:r>
-      </w:hyperlink>
-    </w:p>
-    <w:p>
-      <w:pPr>
-        <w:pStyle w:val="ListBullet"/>
-        <w:spacing w:line="240" w:lineRule="auto"/>
-        <w:ind w:left="720"/>
-      </w:pPr>
-      <w:r>
-        <w:rPr>
-          <w:lang w:val="zh_TW" w:bidi="zh_TW"/>
-        </w:rPr>
-      </w:r>
-      <w:hyperlink r:id="rId111">
-        <w:r>
-          <w:rPr>
-            <w:lang w:val="zh_TW" w:bidi="zh_TW"/>
-          </w:rPr>
-          <w:rPr>
-            <w:color w:val="0000EE"/>
-            <w:u w:val="single"/>
-          </w:rPr>
-          <w:t>使徒行傳7:43</w:t>
-        </w:r>
-      </w:hyperlink>
-    </w:p>
-    <w:p>
-      <w:pPr>
-        <w:pStyle w:val="ListBullet"/>
-        <w:spacing w:line="240" w:lineRule="auto"/>
-        <w:ind w:left="720"/>
-      </w:pPr>
-      <w:r>
-        <w:rPr>
-          <w:lang w:val="zh_TW" w:bidi="zh_TW"/>
-        </w:rPr>
-      </w:r>
-      <w:hyperlink r:id="rId112">
-        <w:r>
-          <w:rPr>
-            <w:lang w:val="zh_TW" w:bidi="zh_TW"/>
-          </w:rPr>
-          <w:rPr>
-            <w:color w:val="0000EE"/>
-            <w:u w:val="single"/>
-          </w:rPr>
-          <w:t>使徒行傳15:20</w:t>
-        </w:r>
-      </w:hyperlink>
-    </w:p>
-    <w:p>
-      <w:pPr>
-        <w:pStyle w:val="ListBullet"/>
-        <w:spacing w:line="240" w:lineRule="auto"/>
-        <w:ind w:left="720"/>
-      </w:pPr>
-      <w:r>
-        <w:rPr>
-          <w:lang w:val="zh_TW" w:bidi="zh_TW"/>
-        </w:rPr>
-      </w:r>
-      <w:hyperlink r:id="rId113">
-        <w:r>
-          <w:rPr>
-            <w:lang w:val="zh_TW" w:bidi="zh_TW"/>
-          </w:rPr>
-          <w:rPr>
-            <w:color w:val="0000EE"/>
-            <w:u w:val="single"/>
-          </w:rPr>
-          <w:t>使徒行傳19:27</w:t>
-        </w:r>
-      </w:hyperlink>
-    </w:p>
-    <w:p>
-      <w:pPr>
-        <w:pStyle w:val="ListBullet"/>
-        <w:spacing w:line="240" w:lineRule="auto"/>
-        <w:ind w:left="720"/>
-      </w:pPr>
-      <w:r>
-        <w:rPr>
-          <w:lang w:val="zh_TW" w:bidi="zh_TW"/>
-        </w:rPr>
-      </w:r>
-      <w:hyperlink r:id="rId114">
-        <w:r>
-          <w:rPr>
-            <w:lang w:val="zh_TW" w:bidi="zh_TW"/>
-          </w:rPr>
-          <w:rPr>
-            <w:color w:val="0000EE"/>
-            <w:u w:val="single"/>
-          </w:rPr>
-          <w:t>羅馬書2:22</w:t>
-        </w:r>
-      </w:hyperlink>
-    </w:p>
-    <w:p>
-      <w:pPr>
-        <w:pStyle w:val="ListBullet"/>
-        <w:spacing w:line="240" w:lineRule="auto"/>
-        <w:ind w:left="720"/>
-      </w:pPr>
-      <w:r>
-        <w:rPr>
-          <w:lang w:val="zh_TW" w:bidi="zh_TW"/>
-        </w:rPr>
-      </w:r>
-      <w:hyperlink r:id="rId115">
-        <w:r>
-          <w:rPr>
-            <w:lang w:val="zh_TW" w:bidi="zh_TW"/>
-          </w:rPr>
-          <w:rPr>
-            <w:color w:val="0000EE"/>
-            <w:u w:val="single"/>
-          </w:rPr>
-          <w:t>加拉太書4:8–9</w:t>
-        </w:r>
-      </w:hyperlink>
-    </w:p>
-    <w:p>
-      <w:pPr>
-        <w:pStyle w:val="ListBullet"/>
-        <w:spacing w:line="240" w:lineRule="auto"/>
-        <w:ind w:left="720"/>
-      </w:pPr>
-      <w:r>
-        <w:rPr>
-          <w:lang w:val="zh_TW" w:bidi="zh_TW"/>
-        </w:rPr>
-      </w:r>
-      <w:hyperlink r:id="rId116">
-        <w:r>
-          <w:rPr>
-            <w:lang w:val="zh_TW" w:bidi="zh_TW"/>
-          </w:rPr>
-          <w:rPr>
-            <w:color w:val="0000EE"/>
-            <w:u w:val="single"/>
-          </w:rPr>
-          <w:t>加拉太書5:19–21</w:t>
-        </w:r>
-      </w:hyperlink>
-    </w:p>
-    <w:p>
-      <w:pPr>
-        <w:pStyle w:val="ListBullet"/>
-        <w:spacing w:line="240" w:lineRule="auto"/>
-        <w:ind w:left="720"/>
-      </w:pPr>
-      <w:r>
-        <w:rPr>
-          <w:lang w:val="zh_TW" w:bidi="zh_TW"/>
-        </w:rPr>
-      </w:r>
-      <w:hyperlink r:id="rId117">
-        <w:r>
-          <w:rPr>
-            <w:lang w:val="zh_TW" w:bidi="zh_TW"/>
-          </w:rPr>
-          <w:rPr>
-            <w:color w:val="0000EE"/>
-            <w:u w:val="single"/>
-          </w:rPr>
-          <w:t>歌羅西書3:5</w:t>
-        </w:r>
-      </w:hyperlink>
-    </w:p>
-    <w:p>
-      <w:pPr>
-        <w:pStyle w:val="ListBullet"/>
-        <w:spacing w:line="240" w:lineRule="auto"/>
-        <w:ind w:left="720"/>
-      </w:pPr>
-      <w:r>
-        <w:rPr>
-          <w:lang w:val="zh_TW" w:bidi="zh_TW"/>
-        </w:rPr>
-      </w:r>
-      <w:hyperlink r:id="rId118">
-        <w:r>
-          <w:rPr>
-            <w:lang w:val="zh_TW" w:bidi="zh_TW"/>
-          </w:rPr>
-          <w:rPr>
-            <w:color w:val="0000EE"/>
-            <w:u w:val="single"/>
-          </w:rPr>
-          <w:t>帖撒羅尼迦前書1:9</w:t>
-        </w:r>
-      </w:hyperlink>
+      <w:r>
+        <w:rPr>
+          <w:lang w:val="zh_TW" w:bidi="zh_TW"/>
+        </w:rPr>
+        <w:t>創世記35:2</w:t>
+      </w:r>
+    </w:p>
+    <w:p>
+      <w:pPr>
+        <w:pStyle w:val="ListBullet"/>
+        <w:spacing w:line="240" w:lineRule="auto"/>
+        <w:ind w:left="720"/>
+      </w:pPr>
+      <w:r>
+        <w:rPr>
+          <w:lang w:val="zh_TW" w:bidi="zh_TW"/>
+        </w:rPr>
+      </w:r>
+      <w:r>
+        <w:rPr>
+          <w:lang w:val="zh_TW" w:bidi="zh_TW"/>
+        </w:rPr>
+        <w:t>出埃及記32:1</w:t>
+      </w:r>
+    </w:p>
+    <w:p>
+      <w:pPr>
+        <w:pStyle w:val="ListBullet"/>
+        <w:spacing w:line="240" w:lineRule="auto"/>
+        <w:ind w:left="720"/>
+      </w:pPr>
+      <w:r>
+        <w:rPr>
+          <w:lang w:val="zh_TW" w:bidi="zh_TW"/>
+        </w:rPr>
+      </w:r>
+      <w:r>
+        <w:rPr>
+          <w:lang w:val="zh_TW" w:bidi="zh_TW"/>
+        </w:rPr>
+        <w:t>詩篇31:6</w:t>
+      </w:r>
+    </w:p>
+    <w:p>
+      <w:pPr>
+        <w:pStyle w:val="ListBullet"/>
+        <w:spacing w:line="240" w:lineRule="auto"/>
+        <w:ind w:left="720"/>
+      </w:pPr>
+      <w:r>
+        <w:rPr>
+          <w:lang w:val="zh_TW" w:bidi="zh_TW"/>
+        </w:rPr>
+      </w:r>
+      <w:r>
+        <w:rPr>
+          <w:lang w:val="zh_TW" w:bidi="zh_TW"/>
+        </w:rPr>
+        <w:t>詩篇81:8–10</w:t>
+      </w:r>
+    </w:p>
+    <w:p>
+      <w:pPr>
+        <w:pStyle w:val="ListBullet"/>
+        <w:spacing w:line="240" w:lineRule="auto"/>
+        <w:ind w:left="720"/>
+      </w:pPr>
+      <w:r>
+        <w:rPr>
+          <w:lang w:val="zh_TW" w:bidi="zh_TW"/>
+        </w:rPr>
+      </w:r>
+      <w:r>
+        <w:rPr>
+          <w:lang w:val="zh_TW" w:bidi="zh_TW"/>
+        </w:rPr>
+        <w:t>以賽亞書44:20</w:t>
+      </w:r>
+    </w:p>
+    <w:p>
+      <w:pPr>
+        <w:pStyle w:val="ListBullet"/>
+        <w:spacing w:line="240" w:lineRule="auto"/>
+        <w:ind w:left="720"/>
+      </w:pPr>
+      <w:r>
+        <w:rPr>
+          <w:lang w:val="zh_TW" w:bidi="zh_TW"/>
+        </w:rPr>
+      </w:r>
+      <w:r>
+        <w:rPr>
+          <w:lang w:val="zh_TW" w:bidi="zh_TW"/>
+        </w:rPr>
+        <w:t>使徒行傳7:41</w:t>
+      </w:r>
+    </w:p>
+    <w:p>
+      <w:pPr>
+        <w:pStyle w:val="ListBullet"/>
+        <w:spacing w:line="240" w:lineRule="auto"/>
+        <w:ind w:left="720"/>
+      </w:pPr>
+      <w:r>
+        <w:rPr>
+          <w:lang w:val="zh_TW" w:bidi="zh_TW"/>
+        </w:rPr>
+      </w:r>
+      <w:r>
+        <w:rPr>
+          <w:lang w:val="zh_TW" w:bidi="zh_TW"/>
+        </w:rPr>
+        <w:t>使徒行傳7:43</w:t>
+      </w:r>
+    </w:p>
+    <w:p>
+      <w:pPr>
+        <w:pStyle w:val="ListBullet"/>
+        <w:spacing w:line="240" w:lineRule="auto"/>
+        <w:ind w:left="720"/>
+      </w:pPr>
+      <w:r>
+        <w:rPr>
+          <w:lang w:val="zh_TW" w:bidi="zh_TW"/>
+        </w:rPr>
+      </w:r>
+      <w:r>
+        <w:rPr>
+          <w:lang w:val="zh_TW" w:bidi="zh_TW"/>
+        </w:rPr>
+        <w:t>使徒行傳15:20</w:t>
+      </w:r>
+    </w:p>
+    <w:p>
+      <w:pPr>
+        <w:pStyle w:val="ListBullet"/>
+        <w:spacing w:line="240" w:lineRule="auto"/>
+        <w:ind w:left="720"/>
+      </w:pPr>
+      <w:r>
+        <w:rPr>
+          <w:lang w:val="zh_TW" w:bidi="zh_TW"/>
+        </w:rPr>
+      </w:r>
+      <w:r>
+        <w:rPr>
+          <w:lang w:val="zh_TW" w:bidi="zh_TW"/>
+        </w:rPr>
+        <w:t>使徒行傳19:27</w:t>
+      </w:r>
+    </w:p>
+    <w:p>
+      <w:pPr>
+        <w:pStyle w:val="ListBullet"/>
+        <w:spacing w:line="240" w:lineRule="auto"/>
+        <w:ind w:left="720"/>
+      </w:pPr>
+      <w:r>
+        <w:rPr>
+          <w:lang w:val="zh_TW" w:bidi="zh_TW"/>
+        </w:rPr>
+      </w:r>
+      <w:r>
+        <w:rPr>
+          <w:lang w:val="zh_TW" w:bidi="zh_TW"/>
+        </w:rPr>
+        <w:t>羅馬書2:22</w:t>
+      </w:r>
+    </w:p>
+    <w:p>
+      <w:pPr>
+        <w:pStyle w:val="ListBullet"/>
+        <w:spacing w:line="240" w:lineRule="auto"/>
+        <w:ind w:left="720"/>
+      </w:pPr>
+      <w:r>
+        <w:rPr>
+          <w:lang w:val="zh_TW" w:bidi="zh_TW"/>
+        </w:rPr>
+      </w:r>
+      <w:r>
+        <w:rPr>
+          <w:lang w:val="zh_TW" w:bidi="zh_TW"/>
+        </w:rPr>
+        <w:t>加拉太書4:8–9</w:t>
+      </w:r>
+    </w:p>
+    <w:p>
+      <w:pPr>
+        <w:pStyle w:val="ListBullet"/>
+        <w:spacing w:line="240" w:lineRule="auto"/>
+        <w:ind w:left="720"/>
+      </w:pPr>
+      <w:r>
+        <w:rPr>
+          <w:lang w:val="zh_TW" w:bidi="zh_TW"/>
+        </w:rPr>
+      </w:r>
+      <w:r>
+        <w:rPr>
+          <w:lang w:val="zh_TW" w:bidi="zh_TW"/>
+        </w:rPr>
+        <w:t>加拉太書5:19–21</w:t>
+      </w:r>
+    </w:p>
+    <w:p>
+      <w:pPr>
+        <w:pStyle w:val="ListBullet"/>
+        <w:spacing w:line="240" w:lineRule="auto"/>
+        <w:ind w:left="720"/>
+      </w:pPr>
+      <w:r>
+        <w:rPr>
+          <w:lang w:val="zh_TW" w:bidi="zh_TW"/>
+        </w:rPr>
+      </w:r>
+      <w:r>
+        <w:rPr>
+          <w:lang w:val="zh_TW" w:bidi="zh_TW"/>
+        </w:rPr>
+        <w:t>歌羅西書3:5</w:t>
+      </w:r>
+    </w:p>
+    <w:p>
+      <w:pPr>
+        <w:pStyle w:val="ListBullet"/>
+        <w:spacing w:line="240" w:lineRule="auto"/>
+        <w:ind w:left="720"/>
+      </w:pPr>
+      <w:r>
+        <w:rPr>
+          <w:lang w:val="zh_TW" w:bidi="zh_TW"/>
+        </w:rPr>
+      </w:r>
+      <w:r>
+        <w:rPr>
+          <w:lang w:val="zh_TW" w:bidi="zh_TW"/>
+        </w:rPr>
+        <w:t>帖撒羅尼迦前書1:9</w:t>
+      </w:r>
     </w:p>
     <w:p>
       <w:pPr>
@@ -9282,138 +8628,102 @@
           <w:lang w:val="zh_TW" w:bidi="zh_TW"/>
         </w:rPr>
       </w:r>
-      <w:hyperlink r:id="rId119">
-        <w:r>
-          <w:rPr>
-            <w:lang w:val="zh_TW" w:bidi="zh_TW"/>
-          </w:rPr>
-          <w:rPr>
-            <w:color w:val="0000EE"/>
-            <w:u w:val="single"/>
-          </w:rPr>
-          <w:t>約翰壹書4:1–3</w:t>
-        </w:r>
-      </w:hyperlink>
-    </w:p>
-    <w:p>
-      <w:pPr>
-        <w:pStyle w:val="ListBullet"/>
-        <w:spacing w:line="240" w:lineRule="auto"/>
-        <w:ind w:left="720"/>
-      </w:pPr>
-      <w:r>
-        <w:rPr>
-          <w:lang w:val="zh_TW" w:bidi="zh_TW"/>
-        </w:rPr>
-      </w:r>
-      <w:hyperlink r:id="rId120">
-        <w:r>
-          <w:rPr>
-            <w:lang w:val="zh_TW" w:bidi="zh_TW"/>
-          </w:rPr>
-          <w:rPr>
-            <w:color w:val="0000EE"/>
-            <w:u w:val="single"/>
-          </w:rPr>
-          <w:t>彼得後書2:1</w:t>
-        </w:r>
-      </w:hyperlink>
-    </w:p>
-    <w:p>
-      <w:pPr>
-        <w:pStyle w:val="ListBullet"/>
-        <w:spacing w:line="240" w:lineRule="auto"/>
-        <w:ind w:left="720"/>
-      </w:pPr>
-      <w:r>
-        <w:rPr>
-          <w:lang w:val="zh_TW" w:bidi="zh_TW"/>
-        </w:rPr>
-      </w:r>
-      <w:hyperlink r:id="rId121">
-        <w:r>
-          <w:rPr>
-            <w:lang w:val="zh_TW" w:bidi="zh_TW"/>
-          </w:rPr>
-          <w:rPr>
-            <w:color w:val="0000EE"/>
-            <w:u w:val="single"/>
-          </w:rPr>
-          <w:t>使徒行傳13:6–8</w:t>
-        </w:r>
-      </w:hyperlink>
-    </w:p>
-    <w:p>
-      <w:pPr>
-        <w:pStyle w:val="ListBullet"/>
-        <w:spacing w:line="240" w:lineRule="auto"/>
-        <w:ind w:left="720"/>
-      </w:pPr>
-      <w:r>
-        <w:rPr>
-          <w:lang w:val="zh_TW" w:bidi="zh_TW"/>
-        </w:rPr>
-      </w:r>
-      <w:hyperlink r:id="rId122">
-        <w:r>
-          <w:rPr>
-            <w:lang w:val="zh_TW" w:bidi="zh_TW"/>
-          </w:rPr>
-          <w:rPr>
-            <w:color w:val="0000EE"/>
-            <w:u w:val="single"/>
-          </w:rPr>
-          <w:t>路加福音6:26</w:t>
-        </w:r>
-      </w:hyperlink>
-    </w:p>
-    <w:p>
-      <w:pPr>
-        <w:pStyle w:val="ListBullet"/>
-        <w:spacing w:line="240" w:lineRule="auto"/>
-        <w:ind w:left="720"/>
-      </w:pPr>
-      <w:r>
-        <w:rPr>
-          <w:lang w:val="zh_TW" w:bidi="zh_TW"/>
-        </w:rPr>
-      </w:r>
-      <w:hyperlink r:id="rId123">
-        <w:r>
-          <w:rPr>
-            <w:lang w:val="zh_TW" w:bidi="zh_TW"/>
-          </w:rPr>
-          <w:rPr>
-            <w:color w:val="0000EE"/>
-            <w:u w:val="single"/>
-          </w:rPr>
-          <w:t>馬太福音7:16</w:t>
-        </w:r>
-      </w:hyperlink>
-    </w:p>
-    <w:p>
-      <w:pPr>
-        <w:pStyle w:val="ListBullet"/>
-        <w:spacing w:line="240" w:lineRule="auto"/>
-        <w:ind w:left="720"/>
-      </w:pPr>
-      <w:r>
-        <w:rPr>
-          <w:lang w:val="zh_TW" w:bidi="zh_TW"/>
-        </w:rPr>
-      </w:r>
-      <w:hyperlink r:id="rId124">
-        <w:r>
-          <w:rPr>
-            <w:lang w:val="zh_TW" w:bidi="zh_TW"/>
-          </w:rPr>
-          <w:rPr>
-            <w:color w:val="0000EE"/>
-            <w:u w:val="single"/>
-          </w:rPr>
-          <w:t>馬太福音24:23–25</w:t>
-        </w:r>
-      </w:hyperlink>
+      <w:r>
+        <w:rPr>
+          <w:lang w:val="zh_TW" w:bidi="zh_TW"/>
+        </w:rPr>
+        <w:t>約翰壹書4:1–3</w:t>
+      </w:r>
+    </w:p>
+    <w:p>
+      <w:pPr>
+        <w:pStyle w:val="ListBullet"/>
+        <w:spacing w:line="240" w:lineRule="auto"/>
+        <w:ind w:left="720"/>
+      </w:pPr>
+      <w:r>
+        <w:rPr>
+          <w:lang w:val="zh_TW" w:bidi="zh_TW"/>
+        </w:rPr>
+      </w:r>
+      <w:r>
+        <w:rPr>
+          <w:lang w:val="zh_TW" w:bidi="zh_TW"/>
+        </w:rPr>
+        <w:t>彼得後書2:1</w:t>
+      </w:r>
+    </w:p>
+    <w:p>
+      <w:pPr>
+        <w:pStyle w:val="ListBullet"/>
+        <w:spacing w:line="240" w:lineRule="auto"/>
+        <w:ind w:left="720"/>
+      </w:pPr>
+      <w:r>
+        <w:rPr>
+          <w:lang w:val="zh_TW" w:bidi="zh_TW"/>
+        </w:rPr>
+      </w:r>
+      <w:r>
+        <w:rPr>
+          <w:lang w:val="zh_TW" w:bidi="zh_TW"/>
+        </w:rPr>
+        <w:t>使徒行傳13:6–8</w:t>
+      </w:r>
+    </w:p>
+    <w:p>
+      <w:pPr>
+        <w:pStyle w:val="ListBullet"/>
+        <w:spacing w:line="240" w:lineRule="auto"/>
+        <w:ind w:left="720"/>
+      </w:pPr>
+      <w:r>
+        <w:rPr>
+          <w:lang w:val="zh_TW" w:bidi="zh_TW"/>
+        </w:rPr>
+      </w:r>
+      <w:r>
+        <w:rPr>
+          <w:lang w:val="zh_TW" w:bidi="zh_TW"/>
+        </w:rPr>
+        <w:t>路加福音6:26</w:t>
+      </w:r>
+    </w:p>
+    <w:p>
+      <w:pPr>
+        <w:pStyle w:val="ListBullet"/>
+        <w:spacing w:line="240" w:lineRule="auto"/>
+        <w:ind w:left="720"/>
+      </w:pPr>
+      <w:r>
+        <w:rPr>
+          <w:lang w:val="zh_TW" w:bidi="zh_TW"/>
+        </w:rPr>
+      </w:r>
+      <w:r>
+        <w:rPr>
+          <w:lang w:val="zh_TW" w:bidi="zh_TW"/>
+        </w:rPr>
+        <w:t>馬太福音7:16</w:t>
+      </w:r>
+    </w:p>
+    <w:p>
+      <w:pPr>
+        <w:pStyle w:val="ListBullet"/>
+        <w:spacing w:line="240" w:lineRule="auto"/>
+        <w:ind w:left="720"/>
+      </w:pPr>
+      <w:r>
+        <w:rPr>
+          <w:lang w:val="zh_TW" w:bidi="zh_TW"/>
+        </w:rPr>
+      </w:r>
+      <w:r>
+        <w:rPr>
+          <w:lang w:val="zh_TW" w:bidi="zh_TW"/>
+        </w:rPr>
+        <w:t>馬太福音24:23–25</w:t>
+      </w:r>
     </w:p>
     <w:p>
       <w:pPr>
